--- a/COMP4680_A2_report.docx
+++ b/COMP4680_A2_report.docx
@@ -34,46 +34,186 @@
         <w:t>Basic Experimental setup</w:t>
       </w:r>
     </w:p>
-    <w:p/>
     <w:p>
       <w:pPr>
-        <w:rPr>
-          <w:u w:val="single"/>
-        </w:rPr>
-      </w:pPr>
-      <w:r>
-        <w:rPr>
-          <w:u w:val="single"/>
-        </w:rPr>
-        <w:t>Task 1</w:t>
-      </w:r>
-      <w:r>
-        <w:rPr>
-          <w:u w:val="single"/>
-        </w:rPr>
-        <w:t>.1</w:t>
-      </w:r>
-      <w:r>
-        <w:rPr>
-          <w:u w:val="single"/>
-        </w:rPr>
-        <w:t>: Data visualization</w:t>
+        <w:pStyle w:val="ListParagraph"/>
+        <w:numPr>
+          <w:ilvl w:val="0"/>
+          <w:numId w:val="7"/>
+        </w:numPr>
+      </w:pPr>
+      <w:r>
+        <w:t xml:space="preserve">The </w:t>
+      </w:r>
+      <w:r>
+        <w:t>diffusion model was implemented exactly as suggested in the assignment description</w:t>
       </w:r>
     </w:p>
     <w:p>
-      <w:r>
-        <w:t>Below are the three raw datasets, visualized directly from 2d embedding (top row) and projected from 32d embedding (bottom row).</w:t>
+      <w:pPr>
+        <w:pStyle w:val="ListParagraph"/>
+        <w:numPr>
+          <w:ilvl w:val="0"/>
+          <w:numId w:val="7"/>
+        </w:numPr>
+      </w:pPr>
+      <w:r>
+        <w:t>The model was trained with</w:t>
+      </w:r>
+      <w:r>
+        <w:t xml:space="preserve"> the following hyperparameters:</w:t>
       </w:r>
     </w:p>
     <w:p>
+      <w:pPr>
+        <w:pStyle w:val="ListParagraph"/>
+        <w:numPr>
+          <w:ilvl w:val="0"/>
+          <w:numId w:val="8"/>
+        </w:numPr>
+      </w:pPr>
+      <w:r>
+        <w:t>Batch size of 1024</w:t>
+      </w:r>
+    </w:p>
+    <w:p>
+      <w:pPr>
+        <w:pStyle w:val="ListParagraph"/>
+        <w:numPr>
+          <w:ilvl w:val="0"/>
+          <w:numId w:val="8"/>
+        </w:numPr>
+      </w:pPr>
+      <w:r>
+        <w:t>25,000 training steps</w:t>
+      </w:r>
+    </w:p>
+    <w:p>
+      <w:pPr>
+        <w:pStyle w:val="ListParagraph"/>
+        <w:numPr>
+          <w:ilvl w:val="0"/>
+          <w:numId w:val="8"/>
+        </w:numPr>
+      </w:pPr>
+      <w:r>
+        <w:t>Adam optimizer</w:t>
+      </w:r>
+    </w:p>
+    <w:p>
+      <w:pPr>
+        <w:pStyle w:val="ListParagraph"/>
+        <w:numPr>
+          <w:ilvl w:val="0"/>
+          <w:numId w:val="8"/>
+        </w:numPr>
+      </w:pPr>
+      <w:r>
+        <w:t xml:space="preserve">Cosine Annealing Learning Rate schedule </w:t>
+      </w:r>
+      <w:r>
+        <w:t>between 10</w:t>
+      </w:r>
+      <w:r>
+        <w:rPr>
+          <w:vertAlign w:val="superscript"/>
+        </w:rPr>
+        <w:t>-3</w:t>
+      </w:r>
+      <w:r>
+        <w:t xml:space="preserve"> and 10</w:t>
+      </w:r>
+      <w:r>
+        <w:rPr>
+          <w:vertAlign w:val="superscript"/>
+        </w:rPr>
+        <w:t>-4</w:t>
+      </w:r>
+      <w:r>
+        <w:t xml:space="preserve"> (this was found to perform better than a fixed 10</w:t>
+      </w:r>
+      <w:r>
+        <w:rPr>
+          <w:vertAlign w:val="superscript"/>
+        </w:rPr>
+        <w:t>-3</w:t>
+      </w:r>
+      <w:r>
+        <w:t>)</w:t>
+      </w:r>
+    </w:p>
+    <w:p>
+      <w:pPr>
+        <w:pStyle w:val="ListParagraph"/>
+        <w:numPr>
+          <w:ilvl w:val="0"/>
+          <w:numId w:val="8"/>
+        </w:numPr>
+      </w:pPr>
+      <w:r>
+        <w:t xml:space="preserve">Uniform t sampling </w:t>
+      </w:r>
+      <w:r>
+        <w:t xml:space="preserve">between 0 and 1 (per-point sampling; per-batch sampling was found to </w:t>
+      </w:r>
+      <w:r>
+        <w:t>perform worse due to poor t-coverage)</w:t>
+      </w:r>
+    </w:p>
+    <w:p>
+      <w:pPr>
+        <w:pStyle w:val="ListParagraph"/>
+        <w:numPr>
+          <w:ilvl w:val="0"/>
+          <w:numId w:val="7"/>
+        </w:numPr>
+      </w:pPr>
+      <w:r>
+        <w:t>The model was sampled using 50-step Euler ODE as suggested in the assignment description</w:t>
+      </w:r>
+    </w:p>
+    <w:p>
+      <w:pPr>
+        <w:rPr>
+          <w:u w:val="single"/>
+        </w:rPr>
+      </w:pPr>
+      <w:r>
+        <w:rPr>
+          <w:u w:val="single"/>
+        </w:rPr>
+        <w:t>Task 1</w:t>
+      </w:r>
+      <w:r>
+        <w:rPr>
+          <w:u w:val="single"/>
+        </w:rPr>
+        <w:t>.1</w:t>
+      </w:r>
+      <w:r>
+        <w:rPr>
+          <w:u w:val="single"/>
+        </w:rPr>
+        <w:t>: Data visualization</w:t>
+      </w:r>
+    </w:p>
+    <w:p>
+      <w:r>
+        <w:t>Below are the three raw datasets, visualized directly from 2d embedding (top row) and projected from 32d embedding (bottom row).</w:t>
+      </w:r>
+      <w:r>
+        <w:t xml:space="preserve"> This was done using the provided visualization functionality.</w:t>
+      </w:r>
+    </w:p>
+    <w:p>
       <w:r>
         <w:rPr>
           <w:noProof/>
         </w:rPr>
         <w:drawing>
-          <wp:inline distT="0" distB="0" distL="0" distR="0" wp14:anchorId="013BA095" wp14:editId="13061E5E">
-            <wp:extent cx="1891030" cy="1418376"/>
-            <wp:effectExtent l="0" t="0" r="0" b="0"/>
+          <wp:inline distT="0" distB="0" distL="0" distR="0" wp14:anchorId="013BA095" wp14:editId="5BC9C405">
+            <wp:extent cx="1882102" cy="1411678"/>
+            <wp:effectExtent l="0" t="0" r="4445" b="0"/>
             <wp:docPr id="1675088426" name="Picture 5" descr="The diagram appears to be a plot of a two-dimensional Swiss Roll, a type of continuous probability distribution, with values ranging from -1.5 to 1.5, showing a bell-shaped curve that is symmetric around zero.&#10;&#10;AI-generated content may be incorrect."/>
             <wp:cNvGraphicFramePr>
               <a:graphicFrameLocks xmlns:a="http://schemas.openxmlformats.org/drawingml/2006/main" noChangeAspect="1"/>
@@ -100,7 +240,7 @@
                   <pic:spPr>
                     <a:xfrm>
                       <a:off x="0" y="0"/>
-                      <a:ext cx="1959988" cy="1470098"/>
+                      <a:ext cx="1965459" cy="1474201"/>
                     </a:xfrm>
                     <a:prstGeom prst="rect">
                       <a:avLst/>
@@ -120,9 +260,9 @@
           <w:noProof/>
         </w:rPr>
         <w:drawing>
-          <wp:inline distT="0" distB="0" distL="0" distR="0" wp14:anchorId="6DD70A30" wp14:editId="614073F2">
-            <wp:extent cx="1876425" cy="1407424"/>
-            <wp:effectExtent l="0" t="0" r="0" b="2540"/>
+          <wp:inline distT="0" distB="0" distL="0" distR="0" wp14:anchorId="6DD70A30" wp14:editId="41C7037E">
+            <wp:extent cx="1890391" cy="1417899"/>
+            <wp:effectExtent l="0" t="0" r="0" b="0"/>
             <wp:docPr id="954758295" name="Picture 3" descr="The diagram represents a scatter plot of data points following a bivariate Gaussian distribution, with values ranging from -1.0 to 1.0 on both axes.&#10;&#10;AI-generated content may be incorrect."/>
             <wp:cNvGraphicFramePr>
               <a:graphicFrameLocks xmlns:a="http://schemas.openxmlformats.org/drawingml/2006/main" noChangeAspect="1"/>
@@ -149,7 +289,7 @@
                   <pic:spPr>
                     <a:xfrm>
                       <a:off x="0" y="0"/>
-                      <a:ext cx="1926281" cy="1444819"/>
+                      <a:ext cx="1941775" cy="1456440"/>
                     </a:xfrm>
                     <a:prstGeom prst="rect">
                       <a:avLst/>
@@ -169,9 +309,9 @@
           <w:noProof/>
         </w:rPr>
         <w:drawing>
-          <wp:inline distT="0" distB="0" distL="0" distR="0" wp14:anchorId="38A233DB" wp14:editId="136B762F">
-            <wp:extent cx="1879170" cy="1409483"/>
-            <wp:effectExtent l="0" t="0" r="6985" b="635"/>
+          <wp:inline distT="0" distB="0" distL="0" distR="0" wp14:anchorId="38A233DB" wp14:editId="08D256BB">
+            <wp:extent cx="1887855" cy="1415998"/>
+            <wp:effectExtent l="0" t="0" r="0" b="0"/>
             <wp:docPr id="94093992" name="Picture 1"/>
             <wp:cNvGraphicFramePr>
               <a:graphicFrameLocks xmlns:a="http://schemas.openxmlformats.org/drawingml/2006/main" noChangeAspect="1"/>
@@ -198,7 +338,7 @@
                   <pic:spPr>
                     <a:xfrm>
                       <a:off x="0" y="0"/>
-                      <a:ext cx="1896933" cy="1422806"/>
+                      <a:ext cx="1937694" cy="1453380"/>
                     </a:xfrm>
                     <a:prstGeom prst="rect">
                       <a:avLst/>
@@ -370,40 +510,25 @@
     </w:p>
     <w:p>
       <w:r>
-        <w:rPr>
-          <w:b/>
-          <w:bCs/>
-        </w:rPr>
-        <w:t>Hyperparameters</w:t>
-      </w:r>
-      <w:r>
-        <w:t xml:space="preserve">: v-prediction flow matching was implemented as per the assignment specification (25000 steps, 1024 batch size, Adam optimizer, </w:t>
-      </w:r>
-      <w:r>
-        <w:t xml:space="preserve">Cosine Annealing Learning </w:t>
-      </w:r>
-      <w:r>
-        <w:t>R</w:t>
-      </w:r>
-      <w:r>
-        <w:t>ate</w:t>
-      </w:r>
-      <w:r>
-        <w:t xml:space="preserve"> schedule</w:t>
-      </w:r>
-      <w:r>
-        <w:t xml:space="preserve"> starting at 0.001 with a minimum learning rate of 0.0001.</w:t>
-      </w:r>
-    </w:p>
-    <w:p>
-      <w:r>
         <w:t xml:space="preserve">The following </w:t>
       </w:r>
       <w:r>
         <w:t>datasets</w:t>
       </w:r>
       <w:r>
-        <w:t xml:space="preserve"> were sampled in 2d (raw data below for comparison):</w:t>
+        <w:t xml:space="preserve"> were sampled in 2d</w:t>
+      </w:r>
+      <w:r>
+        <w:t xml:space="preserve"> (above)</w:t>
+      </w:r>
+      <w:r>
+        <w:t xml:space="preserve"> </w:t>
+      </w:r>
+      <w:r>
+        <w:t xml:space="preserve">using the default </w:t>
+      </w:r>
+      <w:r>
+        <w:t>training implementation described above, with ground truth data for comparison (below):</w:t>
       </w:r>
     </w:p>
     <w:p>
@@ -702,7 +827,10 @@
     </w:p>
     <w:p>
       <w:r>
-        <w:t>As we observe, the v-prediction flow matching generates a clearly recognizable but slightly noisy version of each of the training datasets.</w:t>
+        <w:t>As we observe, the v-prediction flow matching generates a clearly recognizable but slightly noisy version of each of the training datasets</w:t>
+      </w:r>
+      <w:r>
+        <w:t>, at D=2.</w:t>
       </w:r>
     </w:p>
     <w:p/>
@@ -711,7 +839,7 @@
         <w:rPr>
           <w:u w:val="single"/>
         </w:rPr>
-        <w:t>Task 2.1: Flow matching parameterization</w:t>
+        <w:t>Task 2: Flow matching parameterization</w:t>
       </w:r>
     </w:p>
     <w:p>
@@ -725,27 +853,49 @@
       </w:pPr>
       <w:proofErr w:type="spellStart"/>
       <w:r>
+        <w:rPr>
+          <w:i/>
+          <w:iCs/>
+        </w:rPr>
         <w:t>z</w:t>
       </w:r>
       <w:r>
         <w:rPr>
+          <w:i/>
+          <w:iCs/>
           <w:vertAlign w:val="subscript"/>
         </w:rPr>
         <w:t>t</w:t>
       </w:r>
       <w:proofErr w:type="spellEnd"/>
       <w:r>
+        <w:rPr>
+          <w:i/>
+          <w:iCs/>
+        </w:rPr>
         <w:t xml:space="preserve"> = (1-</w:t>
       </w:r>
       <w:proofErr w:type="gramStart"/>
       <w:r>
+        <w:rPr>
+          <w:i/>
+          <w:iCs/>
+        </w:rPr>
         <w:t>t)x</w:t>
       </w:r>
       <w:proofErr w:type="gramEnd"/>
       <w:r>
+        <w:rPr>
+          <w:i/>
+          <w:iCs/>
+        </w:rPr>
         <w:t xml:space="preserve"> + t</w:t>
       </w:r>
       <w:r>
+        <w:rPr>
+          <w:i/>
+          <w:iCs/>
+        </w:rPr>
         <w:t>ϵ</w:t>
       </w:r>
       <w:r>
@@ -771,15 +921,17 @@
         <w:jc w:val="center"/>
       </w:pPr>
       <w:r>
-        <w:t xml:space="preserve">v = </w:t>
-      </w:r>
-      <w:r>
-        <w:t>ϵ</w:t>
-      </w:r>
-      <w:r>
-        <w:t xml:space="preserve"> - x</w:t>
-      </w:r>
-      <w:r>
+        <w:rPr>
+          <w:i/>
+          <w:iCs/>
+        </w:rPr>
+        <w:t>v = ϵ - x</w:t>
+      </w:r>
+      <w:r>
+        <w:rPr>
+          <w:i/>
+          <w:iCs/>
+        </w:rPr>
         <w:tab/>
       </w:r>
       <w:r>
@@ -808,23 +960,41 @@
         <w:jc w:val="center"/>
       </w:pPr>
       <w:r>
+        <w:rPr>
+          <w:i/>
+          <w:iCs/>
+        </w:rPr>
         <w:t>z</w:t>
       </w:r>
       <w:r>
         <w:rPr>
+          <w:i/>
+          <w:iCs/>
           <w:vertAlign w:val="subscript"/>
         </w:rPr>
         <w:t>t</w:t>
       </w:r>
       <w:r>
+        <w:rPr>
+          <w:i/>
+          <w:iCs/>
+        </w:rPr>
         <w:t xml:space="preserve"> = (1-</w:t>
       </w:r>
       <w:proofErr w:type="gramStart"/>
       <w:r>
+        <w:rPr>
+          <w:i/>
+          <w:iCs/>
+        </w:rPr>
         <w:t>t)x</w:t>
       </w:r>
       <w:proofErr w:type="gramEnd"/>
       <w:r>
+        <w:rPr>
+          <w:i/>
+          <w:iCs/>
+        </w:rPr>
         <w:t xml:space="preserve"> + t(v+x)</w:t>
       </w:r>
       <w:r>
@@ -951,7 +1121,17 @@
           <w:b/>
           <w:bCs/>
         </w:rPr>
-        <w:t>) where x</w:t>
+        <w:t xml:space="preserve">) </w:t>
+      </w:r>
+      <w:r>
+        <w:t>where</w:t>
+      </w:r>
+      <w:r>
+        <w:rPr>
+          <w:b/>
+          <w:bCs/>
+        </w:rPr>
+        <w:t xml:space="preserve"> x</w:t>
       </w:r>
       <w:r>
         <w:rPr>
@@ -1095,7 +1275,17 @@
           <w:b/>
           <w:bCs/>
         </w:rPr>
-        <w:t>) where v</w:t>
+        <w:t xml:space="preserve">) </w:t>
+      </w:r>
+      <w:r>
+        <w:t>where</w:t>
+      </w:r>
+      <w:r>
+        <w:rPr>
+          <w:b/>
+          <w:bCs/>
+        </w:rPr>
+        <w:t xml:space="preserve"> v</w:t>
       </w:r>
       <w:r>
         <w:rPr>
@@ -1164,22 +1354,28 @@
         <w:t>with the four different prediction/loss configurations for each dataset in 2d, 8d and 32d. The</w:t>
       </w:r>
       <w:r>
-        <w:t xml:space="preserve"> only change to the training configuration was </w:t>
-      </w:r>
-      <w:r>
-        <w:t>restricting the sampled values of t to</w:t>
-      </w:r>
-      <w:r>
-        <w:t xml:space="preserve"> t </w:t>
-      </w:r>
-      <w:r>
-        <w:rPr>
-          <w:rFonts w:ascii="Cambria Math" w:hAnsi="Cambria Math" w:cs="Cambria Math"/>
-        </w:rPr>
-        <w:t>∈</w:t>
-      </w:r>
-      <w:r>
-        <w:t xml:space="preserve"> [0.0001, 1] to avoid </w:t>
+        <w:t xml:space="preserve"> only change to the </w:t>
+      </w:r>
+      <w:r>
+        <w:t xml:space="preserve">default </w:t>
+      </w:r>
+      <w:r>
+        <w:t xml:space="preserve">training configuration was </w:t>
+      </w:r>
+      <w:r>
+        <w:t>clamping t at 10</w:t>
+      </w:r>
+      <w:r>
+        <w:rPr>
+          <w:vertAlign w:val="superscript"/>
+        </w:rPr>
+        <w:t>-4</w:t>
+      </w:r>
+      <w:r>
+        <w:t>,</w:t>
+      </w:r>
+      <w:r>
+        <w:t xml:space="preserve"> to avoid </w:t>
       </w:r>
       <w:r>
         <w:t xml:space="preserve">dividing by </w:t>
@@ -1200,7 +1396,10 @@
         <w:t xml:space="preserve"> as this would cause numerical instability </w:t>
       </w:r>
       <w:r>
-        <w:t>in the loss terms</w:t>
+        <w:t xml:space="preserve">in the loss </w:t>
+      </w:r>
+      <w:r>
+        <w:t>values and gradients</w:t>
       </w:r>
       <w:r>
         <w:t>.</w:t>
@@ -1209,11 +1408,7 @@
         <w:t xml:space="preserve"> </w:t>
       </w:r>
       <w:r>
-        <w:t xml:space="preserve">The sampled results for each </w:t>
-      </w:r>
-      <w:r>
-        <w:lastRenderedPageBreak/>
-        <w:t>dataset, prediction quantity</w:t>
+        <w:t>The sampled results for each dataset, prediction quantity</w:t>
       </w:r>
       <w:r>
         <w:t xml:space="preserve">, loss quantity and dimension are shown on the </w:t>
@@ -1224,430 +1419,6 @@
       <w:r>
         <w:t xml:space="preserve"> page.</w:t>
       </w:r>
-    </w:p>
-    <w:p>
-      <w:pPr>
-        <w:rPr>
-          <w:u w:val="single"/>
-        </w:rPr>
-      </w:pPr>
-      <w:r>
-        <w:rPr>
-          <w:u w:val="single"/>
-        </w:rPr>
-        <w:t>Questions:</w:t>
-      </w:r>
-    </w:p>
-    <w:p>
-      <w:pPr>
-        <w:pStyle w:val="ListParagraph"/>
-        <w:numPr>
-          <w:ilvl w:val="0"/>
-          <w:numId w:val="2"/>
-        </w:numPr>
-      </w:pPr>
-      <w:r>
-        <w:t>As we observe</w:t>
-      </w:r>
-      <w:r>
-        <w:t>,</w:t>
-      </w:r>
-      <w:r>
-        <w:t xml:space="preserve"> x-prediction scales more successfully to higher dimensions than v-prediction.</w:t>
-      </w:r>
-      <w:r>
-        <w:t xml:space="preserve"> </w:t>
-      </w:r>
-      <w:r>
-        <w:t xml:space="preserve">The v-prediction </w:t>
-      </w:r>
-      <w:r>
-        <w:t xml:space="preserve">generates </w:t>
-      </w:r>
-      <w:r>
-        <w:t>good samples at D=2</w:t>
-      </w:r>
-      <w:r>
-        <w:t xml:space="preserve"> with both loss types, </w:t>
-      </w:r>
-      <w:r>
-        <w:t xml:space="preserve">however it generates </w:t>
-      </w:r>
-      <w:r>
-        <w:t xml:space="preserve">visibly noisier samples at D=8 (particularly on the circles dataset and </w:t>
-      </w:r>
-      <w:proofErr w:type="spellStart"/>
-      <w:r>
-        <w:t>swiss</w:t>
-      </w:r>
-      <w:proofErr w:type="spellEnd"/>
-      <w:r>
-        <w:t xml:space="preserve"> roll dataset with x-loss)</w:t>
-      </w:r>
-      <w:r>
-        <w:t xml:space="preserve">, and fails altogether at D=32, </w:t>
-      </w:r>
-      <w:r>
-        <w:t>where</w:t>
-      </w:r>
-      <w:r>
-        <w:t xml:space="preserve"> </w:t>
-      </w:r>
-      <w:r>
-        <w:t>the sampled datasets are all unrecognizable. Conversely</w:t>
-      </w:r>
-      <w:r>
-        <w:t xml:space="preserve">, x-prediction performs just as well </w:t>
-      </w:r>
-      <w:r>
-        <w:t xml:space="preserve">at D=32 as </w:t>
-      </w:r>
-      <w:r>
-        <w:t>it does at D=8 and D=2.</w:t>
-      </w:r>
-    </w:p>
-    <w:p>
-      <w:pPr>
-        <w:pStyle w:val="ListParagraph"/>
-        <w:numPr>
-          <w:ilvl w:val="0"/>
-          <w:numId w:val="2"/>
-        </w:numPr>
-      </w:pPr>
-      <w:r>
-        <w:t>Yes, the choice of loss space matters, especially for x-prediction. x</w:t>
-      </w:r>
-      <w:r>
-        <w:t>-prediction performs significantly better with x-loss than v-loss</w:t>
-      </w:r>
-      <w:r>
-        <w:t xml:space="preserve"> across all dimensions</w:t>
-      </w:r>
-      <w:r>
-        <w:t xml:space="preserve">, because the division by t </w:t>
-      </w:r>
-      <w:r>
-        <w:t xml:space="preserve">in the v-loss calculation </w:t>
-      </w:r>
-      <w:r>
-        <w:t xml:space="preserve">results in much larger loss gradients </w:t>
-      </w:r>
-      <w:r>
-        <w:t>for t values close to 0</w:t>
-      </w:r>
-      <w:r>
-        <w:t xml:space="preserve">, </w:t>
-      </w:r>
-      <w:r>
-        <w:t xml:space="preserve">which creates a </w:t>
-      </w:r>
-      <w:r>
-        <w:t xml:space="preserve">loss weighting where </w:t>
-      </w:r>
-      <w:r>
-        <w:t xml:space="preserve">the model tries to hyper-optimize </w:t>
-      </w:r>
-      <w:r>
-        <w:t xml:space="preserve">over </w:t>
-      </w:r>
-      <w:r>
-        <w:t>late diffusion steps (</w:t>
-      </w:r>
-      <w:r>
-        <w:t>t</w:t>
-      </w:r>
-      <w:r>
-        <w:t>≈</w:t>
-      </w:r>
-      <w:r>
-        <w:t xml:space="preserve">0) at the expense of </w:t>
-      </w:r>
-      <w:r>
-        <w:t xml:space="preserve">important </w:t>
-      </w:r>
-      <w:r>
-        <w:t>earl</w:t>
-      </w:r>
-      <w:r>
-        <w:t>ier</w:t>
-      </w:r>
-      <w:r>
-        <w:t xml:space="preserve"> diffusion steps. </w:t>
-      </w:r>
-      <w:r>
-        <w:t>Th</w:t>
-      </w:r>
-      <w:r>
-        <w:t>us</w:t>
-      </w:r>
-      <w:r>
-        <w:t>,</w:t>
-      </w:r>
-      <w:r>
-        <w:t xml:space="preserve"> we observe </w:t>
-      </w:r>
-      <w:r>
-        <w:t xml:space="preserve">much </w:t>
-      </w:r>
-      <w:r>
-        <w:t>noisier generation samples when using v-loss with x-prediction across all dimensions</w:t>
-      </w:r>
-      <w:r>
-        <w:t>.</w:t>
-      </w:r>
-      <w:r>
-        <w:t xml:space="preserve"> </w:t>
-      </w:r>
-      <w:r>
-        <w:t>With v-prediction</w:t>
-      </w:r>
-      <w:r>
-        <w:t xml:space="preserve">, the opposite </w:t>
-      </w:r>
-      <w:r>
-        <w:t>e</w:t>
-      </w:r>
-      <w:r>
-        <w:t xml:space="preserve">ffect applies – the multiplication by t when computing x-loss </w:t>
-      </w:r>
-      <w:r>
-        <w:t>creates a loss weighting toward early diffusion steps (</w:t>
-      </w:r>
-      <w:r>
-        <w:t>t</w:t>
-      </w:r>
-      <w:r>
-        <w:t>≈</w:t>
-      </w:r>
-      <w:r>
-        <w:t xml:space="preserve">1) </w:t>
-      </w:r>
-      <w:r>
-        <w:t xml:space="preserve">at the expense of later diffusion steps. </w:t>
-      </w:r>
-      <w:r>
-        <w:t xml:space="preserve">Thus, </w:t>
-      </w:r>
-      <w:r>
-        <w:t xml:space="preserve">for v-prediction, we observe that </w:t>
-      </w:r>
-      <w:r>
-        <w:t xml:space="preserve">the samples generated with x-loss </w:t>
-      </w:r>
-      <w:r>
-        <w:t xml:space="preserve">have similar overall structure </w:t>
-      </w:r>
-      <w:r>
-        <w:t>to those with v-</w:t>
-      </w:r>
-      <w:r>
-        <w:t>loss but</w:t>
-      </w:r>
-      <w:r>
-        <w:t xml:space="preserve"> are </w:t>
-      </w:r>
-      <w:r>
-        <w:t>always a bit noisier.</w:t>
-      </w:r>
-    </w:p>
-    <w:p>
-      <w:pPr>
-        <w:pStyle w:val="ListParagraph"/>
-        <w:numPr>
-          <w:ilvl w:val="0"/>
-          <w:numId w:val="2"/>
-        </w:numPr>
-      </w:pPr>
-      <w:r>
-        <w:t xml:space="preserve">At </w:t>
-      </w:r>
-      <w:r>
-        <w:t>D=8 or D=32</w:t>
-      </w:r>
-      <w:r>
-        <w:t xml:space="preserve">, the dataset is projected from 2d onto </w:t>
-      </w:r>
-      <w:r>
-        <w:t>a</w:t>
-      </w:r>
-      <w:r>
-        <w:t xml:space="preserve"> 2d manifold in a higher dimensional space.</w:t>
-      </w:r>
-      <w:r>
-        <w:t xml:space="preserve"> </w:t>
-      </w:r>
-      <w:r>
-        <w:t>If we use the raw data as the prediction target (x-prediction)</w:t>
-      </w:r>
-      <w:r>
-        <w:t xml:space="preserve"> the </w:t>
-      </w:r>
-      <w:r>
-        <w:t>rank of the prediction target is 2 (the rank of x)</w:t>
-      </w:r>
-      <w:r>
-        <w:t>,</w:t>
-      </w:r>
-      <w:r>
-        <w:t xml:space="preserve"> regardless of the ambient dimension. T</w:t>
-      </w:r>
-      <w:r>
-        <w:t xml:space="preserve">his </w:t>
-      </w:r>
-      <w:r>
-        <w:t>means that in training, the model learns</w:t>
-      </w:r>
-      <w:r>
-        <w:t xml:space="preserve"> to only ever predict points on </w:t>
-      </w:r>
-      <w:r>
-        <w:t>a 2</w:t>
-      </w:r>
-      <w:r>
-        <w:t>d</w:t>
-      </w:r>
-      <w:r>
-        <w:t xml:space="preserve"> </w:t>
-      </w:r>
-      <w:r>
-        <w:t xml:space="preserve">manifold </w:t>
-      </w:r>
-      <w:r>
-        <w:t xml:space="preserve">within </w:t>
-      </w:r>
-      <w:r>
-        <w:t>D-</w:t>
-      </w:r>
-      <w:r>
-        <w:t>dimensional space</w:t>
-      </w:r>
-      <w:r>
-        <w:t xml:space="preserve"> </w:t>
-      </w:r>
-      <w:r>
-        <w:t xml:space="preserve">– concretely, </w:t>
-      </w:r>
-      <w:r>
-        <w:t xml:space="preserve">all </w:t>
-      </w:r>
-      <w:r>
-        <w:t xml:space="preserve">model weights corresponding to the rest of the </w:t>
-      </w:r>
-      <w:r>
-        <w:t>D</w:t>
-      </w:r>
-      <w:r>
-        <w:t>-dimensional space</w:t>
-      </w:r>
-      <w:r>
-        <w:t xml:space="preserve"> will be </w:t>
-      </w:r>
-      <w:r>
-        <w:t>≈</w:t>
-      </w:r>
-      <w:r>
-        <w:t>0</w:t>
-      </w:r>
-      <w:r>
-        <w:t xml:space="preserve"> after training.</w:t>
-      </w:r>
-      <w:r>
-        <w:t xml:space="preserve"> </w:t>
-      </w:r>
-      <w:r>
-        <w:t>Thus, x-prediction</w:t>
-      </w:r>
-      <w:r>
-        <w:t xml:space="preserve"> </w:t>
-      </w:r>
-      <w:r>
-        <w:t>scales well to higher dimensions because the rank of the underlying dataset is preserved.</w:t>
-      </w:r>
-    </w:p>
-    <w:p>
-      <w:pPr>
-        <w:pStyle w:val="ListParagraph"/>
-        <w:ind w:left="360"/>
-      </w:pPr>
-      <w:r>
-        <w:t xml:space="preserve">The same does not apply to v-prediction. This is because </w:t>
-      </w:r>
-      <w:r>
-        <w:t xml:space="preserve">the loss, </w:t>
-      </w:r>
-      <w:r>
-        <w:t>ϵ</w:t>
-      </w:r>
-      <w:r>
-        <w:t xml:space="preserve">, is sampled from the full D-dimensional space. </w:t>
-      </w:r>
-      <w:r>
-        <w:t>This means that the prediction target, v</w:t>
-      </w:r>
-      <w:r>
-        <w:t xml:space="preserve"> </w:t>
-      </w:r>
-      <w:r>
-        <w:t xml:space="preserve">= </w:t>
-      </w:r>
-      <w:r>
-        <w:t>ϵ</w:t>
-      </w:r>
-      <w:r>
-        <w:t xml:space="preserve"> - x, is not confined to a 2d</w:t>
-      </w:r>
-      <w:r>
-        <w:t xml:space="preserve"> manifold in D-dimensional space</w:t>
-      </w:r>
-      <w:r>
-        <w:t>. Indeed</w:t>
-      </w:r>
-      <w:r>
-        <w:t xml:space="preserve">, the rank of v is D since this is the rank of </w:t>
-      </w:r>
-      <w:r>
-        <w:t>ϵ</w:t>
-      </w:r>
-      <w:r>
-        <w:t xml:space="preserve">. </w:t>
-      </w:r>
-      <w:r>
-        <w:t xml:space="preserve">This means that </w:t>
-      </w:r>
-      <w:r>
-        <w:t xml:space="preserve">the model </w:t>
-      </w:r>
-      <w:proofErr w:type="gramStart"/>
-      <w:r>
-        <w:t xml:space="preserve">has </w:t>
-      </w:r>
-      <w:r>
-        <w:t>to</w:t>
-      </w:r>
-      <w:proofErr w:type="gramEnd"/>
-      <w:r>
-        <w:t xml:space="preserve"> optimize </w:t>
-      </w:r>
-      <w:r>
-        <w:t>exponentially</w:t>
-      </w:r>
-      <w:r>
-        <w:t xml:space="preserve"> more nonzero weights </w:t>
-      </w:r>
-      <w:r>
-        <w:t xml:space="preserve">in higher dimensions compared to </w:t>
-      </w:r>
-      <w:r>
-        <w:t xml:space="preserve">D=2, which is a fundamentally harder </w:t>
-      </w:r>
-      <w:r>
-        <w:t>problem. This is why x-prediction</w:t>
-      </w:r>
-      <w:r>
-        <w:t xml:space="preserve"> works at scale, while v-prediction fails.</w:t>
-      </w:r>
-    </w:p>
-    <w:p>
       <w:r>
         <w:br w:type="page"/>
       </w:r>
@@ -3564,123 +3335,360 @@
           <w:u w:val="single"/>
         </w:rPr>
         <w:lastRenderedPageBreak/>
-        <w:t>Task 3.1: Recovering v-prediction at D=32</w:t>
+        <w:t>Questions:</w:t>
       </w:r>
     </w:p>
     <w:p>
-      <w:r>
-        <w:t xml:space="preserve">The RAE paper suggests implementing a </w:t>
-      </w:r>
-      <w:r>
-        <w:t xml:space="preserve">dimension-dependent noise scheduling to improve v-prediction training at higher dimensions. </w:t>
-      </w:r>
-      <w:r>
-        <w:t>This was implemented</w:t>
-      </w:r>
-      <w:r>
-        <w:t xml:space="preserve"> exactly as per the paper</w:t>
-      </w:r>
-      <w:r>
-        <w:t xml:space="preserve"> with m=32 (embedding dimension) and n=2 (</w:t>
-      </w:r>
-      <w:r>
-        <w:t>base dimension).</w:t>
-      </w:r>
-      <w:r>
-        <w:t xml:space="preserve"> That is: in the training loop, after sampling t uniformly from [0</w:t>
-      </w:r>
-      <w:r>
-        <w:t>, 1]</w:t>
-      </w:r>
-      <w:r>
-        <w:t xml:space="preserve"> I applied the t-shift:</w:t>
+      <w:pPr>
+        <w:pStyle w:val="ListParagraph"/>
+        <w:numPr>
+          <w:ilvl w:val="0"/>
+          <w:numId w:val="2"/>
+        </w:numPr>
+      </w:pPr>
+      <w:r>
+        <w:t xml:space="preserve">As we observe, x-prediction scales more successfully to higher dimensions than v-prediction. The v-prediction generates good samples at D=2 with both loss types, however it generates visibly noisier samples at D=8 (particularly on the </w:t>
+      </w:r>
+      <w:r>
+        <w:rPr>
+          <w:rFonts w:ascii="Consolas" w:hAnsi="Consolas"/>
+        </w:rPr>
+        <w:t>circles</w:t>
+      </w:r>
+      <w:r>
+        <w:t xml:space="preserve"> dataset and </w:t>
+      </w:r>
+      <w:proofErr w:type="spellStart"/>
+      <w:r>
+        <w:rPr>
+          <w:rFonts w:ascii="Consolas" w:hAnsi="Consolas"/>
+        </w:rPr>
+        <w:t>swis</w:t>
+      </w:r>
+      <w:r>
+        <w:rPr>
+          <w:rFonts w:ascii="Consolas" w:hAnsi="Consolas"/>
+        </w:rPr>
+        <w:t>s_</w:t>
+      </w:r>
+      <w:r>
+        <w:rPr>
+          <w:rFonts w:ascii="Consolas" w:hAnsi="Consolas"/>
+        </w:rPr>
+        <w:t>roll</w:t>
+      </w:r>
+      <w:proofErr w:type="spellEnd"/>
+      <w:r>
+        <w:t xml:space="preserve"> dataset with x-loss), and fails altogether at D=32, where the sampled datasets are all unrecognizable. Conversely, x-prediction performs just as well at D=32 as it does at D=8 and D=2.</w:t>
       </w:r>
     </w:p>
     <w:p>
       <w:pPr>
-        <w:jc w:val="center"/>
-      </w:pPr>
-      <w:proofErr w:type="spellStart"/>
-      <w:r>
-        <w:t>t_shifted</w:t>
-      </w:r>
-      <w:proofErr w:type="spellEnd"/>
-      <w:r>
-        <w:t xml:space="preserve"> = </w:t>
-      </w:r>
-      <w:r>
-        <w:t>α</w:t>
-      </w:r>
-      <w:r>
-        <w:t>*t</w:t>
-      </w:r>
-      <w:r>
-        <w:t xml:space="preserve"> </w:t>
-      </w:r>
-      <w:r>
-        <w:t>/</w:t>
-      </w:r>
-      <w:r>
-        <w:t xml:space="preserve"> </w:t>
-      </w:r>
-      <w:r>
-        <w:t>(1+(</w:t>
-      </w:r>
-      <w:r>
-        <w:t>α</w:t>
-      </w:r>
-      <w:r>
-        <w:t>-</w:t>
-      </w:r>
-      <w:proofErr w:type="gramStart"/>
-      <w:r>
-        <w:t>1)*t)</w:t>
-      </w:r>
-      <w:r>
-        <w:t xml:space="preserve"> </w:t>
-      </w:r>
-      <w:r>
-        <w:t xml:space="preserve">  </w:t>
-      </w:r>
-      <w:proofErr w:type="gramEnd"/>
-      <w:r>
-        <w:t xml:space="preserve"> where</w:t>
-      </w:r>
-      <w:r>
-        <w:t xml:space="preserve"> </w:t>
-      </w:r>
-      <w:r>
-        <w:t>α</w:t>
-      </w:r>
-      <w:r>
-        <w:t>=sqrt(m/n</w:t>
-      </w:r>
-      <w:r>
-        <w:t>)</w:t>
+        <w:pStyle w:val="ListParagraph"/>
+        <w:numPr>
+          <w:ilvl w:val="0"/>
+          <w:numId w:val="2"/>
+        </w:numPr>
+      </w:pPr>
+      <w:r>
+        <w:t xml:space="preserve">Yes, the choice of loss space matters, especially for x-prediction. </w:t>
+      </w:r>
+      <w:r>
+        <w:t>X</w:t>
+      </w:r>
+      <w:r>
+        <w:t>-prediction performs significantly better with x-loss than v-loss across all dimensions, because the division by t in the v-loss calculation results in much larger loss gradients for t values close to 0, which creates a loss weighting where the model tries to hyper-optimize over late diffusion steps (t</w:t>
+      </w:r>
+      <w:r>
+        <w:t>≈</w:t>
+      </w:r>
+      <w:r>
+        <w:t>0) at the expense of important earlier diffusion steps. Thus, we observe much noisier generation samples when using v-loss with x-prediction across all dimensions. With v-prediction, the opposite effect applies – the multiplication by t when computing x-loss creates a loss weighting toward early diffusion steps (t</w:t>
+      </w:r>
+      <w:r>
+        <w:t>≈</w:t>
+      </w:r>
+      <w:r>
+        <w:t>1) at the expense of later diffusion steps. Thus, for v-prediction, we observe that the samples generated with x-loss have similar overall structure to those with v-loss but are always a bit noisier.</w:t>
       </w:r>
     </w:p>
     <w:p>
-      <w:r>
-        <w:t xml:space="preserve">And then calculated </w:t>
-      </w:r>
+      <w:pPr>
+        <w:pStyle w:val="ListParagraph"/>
+        <w:numPr>
+          <w:ilvl w:val="0"/>
+          <w:numId w:val="2"/>
+        </w:numPr>
+      </w:pPr>
+      <w:r>
+        <w:t xml:space="preserve">At D=8 or D=32, the dataset is projected from 2d onto a 2d manifold in a higher dimensional space. If we use the raw data as the prediction target (x-prediction) the rank of the prediction target is 2 (the rank of x), regardless of the ambient dimension. This means that in training, the model learns to only ever predict points on a 2d manifold within D-dimensional space – concretely, all model weights corresponding to the rest of the D-dimensional space will be </w:t>
+      </w:r>
+      <w:r>
+        <w:t>≈</w:t>
+      </w:r>
+      <w:r>
+        <w:t>0 after training. Thus, x-prediction scales well to higher dimensions because the rank of the underlying dataset is preserved.</w:t>
+      </w:r>
+    </w:p>
+    <w:p>
+      <w:pPr>
+        <w:pStyle w:val="ListParagraph"/>
+        <w:ind w:left="360"/>
+      </w:pPr>
+      <w:r>
+        <w:t xml:space="preserve">The same does not apply to v-prediction. This is because the loss, </w:t>
+      </w:r>
+      <w:r>
+        <w:t>ϵ</w:t>
+      </w:r>
+      <w:r>
+        <w:t>, is sampled from the full D-dimensional space. This means that the prediction target, v</w:t>
+      </w:r>
+      <w:r>
+        <w:t xml:space="preserve"> </w:t>
+      </w:r>
+      <w:r>
+        <w:t xml:space="preserve">= </w:t>
+      </w:r>
+      <w:r>
+        <w:t>ϵ</w:t>
+      </w:r>
+      <w:r>
+        <w:t xml:space="preserve"> - x, is not confined to a 2d manifold in D-dimensional space. Indeed, the rank of v is D since this is the rank of </w:t>
+      </w:r>
+      <w:r>
+        <w:t>ϵ</w:t>
+      </w:r>
+      <w:r>
+        <w:t xml:space="preserve">. This means that the model </w:t>
+      </w:r>
+      <w:r>
+        <w:t>must</w:t>
+      </w:r>
+      <w:r>
+        <w:t xml:space="preserve"> optimize exponentially more nonzero weights in higher dimensions compared to D=2, which is a fundamentally harder problem. This is why x-prediction works at scale, while v-prediction fails.</w:t>
+      </w:r>
+    </w:p>
+    <w:p/>
+    <w:p>
+      <w:pPr>
+        <w:rPr>
+          <w:u w:val="single"/>
+        </w:rPr>
+      </w:pPr>
+      <w:r>
+        <w:rPr>
+          <w:u w:val="single"/>
+        </w:rPr>
+        <w:t>Task 3: Recovering v-prediction at D=32</w:t>
+      </w:r>
+    </w:p>
+    <w:p>
+      <w:r>
+        <w:t xml:space="preserve">The RAE paper suggests implementing a </w:t>
+      </w:r>
+      <w:r>
+        <w:t xml:space="preserve">dimension-dependent noise scheduling to improve v-prediction training at higher dimensions. </w:t>
+      </w:r>
+      <w:r>
+        <w:t>This was implemented</w:t>
+      </w:r>
+      <w:r>
+        <w:t xml:space="preserve"> exactly as per the paper</w:t>
+      </w:r>
+      <w:r>
+        <w:t xml:space="preserve"> with m=32 (</w:t>
+      </w:r>
+      <w:r>
+        <w:t>ambient</w:t>
+      </w:r>
+      <w:r>
+        <w:t xml:space="preserve"> dimension) and n=2 (</w:t>
+      </w:r>
+      <w:r>
+        <w:t>intrinsic</w:t>
+      </w:r>
+      <w:r>
+        <w:t xml:space="preserve"> dimension).</w:t>
+      </w:r>
+      <w:r>
+        <w:t xml:space="preserve"> That is</w:t>
+      </w:r>
+      <w:r>
+        <w:t>,</w:t>
+      </w:r>
+      <w:r>
+        <w:t xml:space="preserve"> in the training loop, after sampling t uniformly from [0</w:t>
+      </w:r>
+      <w:r>
+        <w:t>, 1]</w:t>
+      </w:r>
+      <w:r>
+        <w:t>, t-shift was applied as follows</w:t>
+      </w:r>
+      <w:r>
+        <w:t>:</w:t>
+      </w:r>
+    </w:p>
+    <w:p>
+      <w:pPr>
+        <w:jc w:val="center"/>
+      </w:pPr>
       <w:proofErr w:type="spellStart"/>
       <w:r>
-        <w:t>z_t</w:t>
+        <w:rPr>
+          <w:i/>
+          <w:iCs/>
+        </w:rPr>
+        <w:lastRenderedPageBreak/>
+        <w:t>t_shifted</w:t>
       </w:r>
       <w:proofErr w:type="spellEnd"/>
       <w:r>
+        <w:rPr>
+          <w:i/>
+          <w:iCs/>
+        </w:rPr>
+        <w:t xml:space="preserve"> = </w:t>
+      </w:r>
+      <w:r>
+        <w:rPr>
+          <w:i/>
+          <w:iCs/>
+        </w:rPr>
+        <w:t>α</w:t>
+      </w:r>
+      <w:r>
+        <w:rPr>
+          <w:i/>
+          <w:iCs/>
+        </w:rPr>
+        <w:t>*t</w:t>
+      </w:r>
+      <w:r>
+        <w:rPr>
+          <w:i/>
+          <w:iCs/>
+        </w:rPr>
         <w:t xml:space="preserve"> </w:t>
       </w:r>
       <w:r>
-        <w:t xml:space="preserve">using </w:t>
+        <w:rPr>
+          <w:i/>
+          <w:iCs/>
+        </w:rPr>
+        <w:t>/</w:t>
+      </w:r>
+      <w:r>
+        <w:rPr>
+          <w:i/>
+          <w:iCs/>
+        </w:rPr>
+        <w:t xml:space="preserve"> </w:t>
+      </w:r>
+      <w:r>
+        <w:rPr>
+          <w:i/>
+          <w:iCs/>
+        </w:rPr>
+        <w:t>(1+(</w:t>
+      </w:r>
+      <w:r>
+        <w:rPr>
+          <w:i/>
+          <w:iCs/>
+        </w:rPr>
+        <w:t>α</w:t>
+      </w:r>
+      <w:r>
+        <w:rPr>
+          <w:i/>
+          <w:iCs/>
+        </w:rPr>
+        <w:t>-</w:t>
+      </w:r>
+      <w:proofErr w:type="gramStart"/>
+      <w:r>
+        <w:rPr>
+          <w:i/>
+          <w:iCs/>
+        </w:rPr>
+        <w:t>1)*</w:t>
+      </w:r>
+      <w:proofErr w:type="gramEnd"/>
+      <w:r>
+        <w:rPr>
+          <w:i/>
+          <w:iCs/>
+        </w:rPr>
+        <w:t>t)</w:t>
+      </w:r>
+      <w:r>
+        <w:t xml:space="preserve"> </w:t>
+      </w:r>
+      <w:r>
+        <w:tab/>
+      </w:r>
+      <w:r>
+        <w:t xml:space="preserve"> where</w:t>
+      </w:r>
+      <w:r>
+        <w:t xml:space="preserve"> </w:t>
+      </w:r>
+      <w:r>
+        <w:rPr>
+          <w:i/>
+          <w:iCs/>
+        </w:rPr>
+        <w:t>α</w:t>
+      </w:r>
+      <w:r>
+        <w:rPr>
+          <w:i/>
+          <w:iCs/>
+        </w:rPr>
+        <w:t>=sqrt(m/n</w:t>
+      </w:r>
+      <w:r>
+        <w:rPr>
+          <w:i/>
+          <w:iCs/>
+        </w:rPr>
+        <w:t>)</w:t>
+      </w:r>
+    </w:p>
+    <w:p>
+      <w:r>
+        <w:t xml:space="preserve">This value was </w:t>
+      </w:r>
+      <w:r>
+        <w:t xml:space="preserve">then </w:t>
+      </w:r>
+      <w:r>
+        <w:t>used to</w:t>
+      </w:r>
+      <w:r>
+        <w:t xml:space="preserve"> calculate </w:t>
       </w:r>
       <w:proofErr w:type="spellStart"/>
       <w:r>
-        <w:t>t_shifted</w:t>
+        <w:t>z</w:t>
+      </w:r>
+      <w:r>
+        <w:rPr>
+          <w:vertAlign w:val="subscript"/>
+        </w:rPr>
+        <w:t>t</w:t>
       </w:r>
       <w:proofErr w:type="spellEnd"/>
       <w:r>
-        <w:t xml:space="preserve"> rather than the sampled t. </w:t>
+        <w:t>,</w:t>
+      </w:r>
+      <w:r>
+        <w:t xml:space="preserve"> </w:t>
+      </w:r>
+      <w:r>
+        <w:t xml:space="preserve">rather than the sampled t. </w:t>
       </w:r>
       <w:r>
         <w:t>The reason for th</w:t>
@@ -3891,7 +3899,6 @@
     </w:p>
     <w:p>
       <w:r>
-        <w:lastRenderedPageBreak/>
         <w:t>With setup, v-prediction performed comparably to x-prediction (althoug</w:t>
       </w:r>
       <w:r>
@@ -3912,6 +3919,7 @@
         <w:rPr>
           <w:noProof/>
         </w:rPr>
+        <w:lastRenderedPageBreak/>
         <w:drawing>
           <wp:inline distT="0" distB="0" distL="0" distR="0" wp14:anchorId="3A2A1F53" wp14:editId="32264BEC">
             <wp:extent cx="2610091" cy="1957712"/>
@@ -4155,11 +4163,7 @@
         <w:t xml:space="preserve">like it does with v-prediction. This is because </w:t>
       </w:r>
       <w:r>
-        <w:t>x-</w:t>
-      </w:r>
-      <w:r>
-        <w:lastRenderedPageBreak/>
-        <w:t xml:space="preserve">prediction </w:t>
+        <w:t xml:space="preserve">x-prediction </w:t>
       </w:r>
       <w:r>
         <w:t>only every learns points on a 2</w:t>
@@ -4183,6 +4187,7 @@
         </w:numPr>
       </w:pPr>
       <w:r>
+        <w:lastRenderedPageBreak/>
         <w:t xml:space="preserve">V-prediction works in practice for image </w:t>
       </w:r>
       <w:r>
@@ -4268,6 +4273,9 @@
       </w:r>
       <w:proofErr w:type="spellStart"/>
       <w:r>
+        <w:rPr>
+          <w:rFonts w:ascii="Consolas" w:hAnsi="Consolas"/>
+        </w:rPr>
         <w:t>swiss_roll</w:t>
       </w:r>
       <w:proofErr w:type="spellEnd"/>
@@ -4699,8 +4707,1368 @@
         <w:t>Task 4.2: Mean flow</w:t>
       </w:r>
     </w:p>
-    <w:p/>
-    <w:p/>
+    <w:p>
+      <w:r>
+        <w:t xml:space="preserve">Mean flow was implemented </w:t>
+      </w:r>
+      <w:r>
+        <w:t>with x-prediction, because x-prediction scaled better to 32d than v-prediction in part 2.</w:t>
+      </w:r>
+      <w:r>
+        <w:t xml:space="preserve"> After </w:t>
+      </w:r>
+      <w:r>
+        <w:t>some experimentation, the following training configuration was used as it was found to perform the best:</w:t>
+      </w:r>
+    </w:p>
+    <w:p>
+      <w:pPr>
+        <w:pStyle w:val="ListParagraph"/>
+        <w:numPr>
+          <w:ilvl w:val="0"/>
+          <w:numId w:val="5"/>
+        </w:numPr>
+      </w:pPr>
+      <w:r>
+        <w:t>A 25% flow matching ratio (rather than the suggested 50%)</w:t>
+      </w:r>
+    </w:p>
+    <w:p>
+      <w:pPr>
+        <w:pStyle w:val="ListParagraph"/>
+        <w:numPr>
+          <w:ilvl w:val="0"/>
+          <w:numId w:val="5"/>
+        </w:numPr>
+      </w:pPr>
+      <w:r>
+        <w:t>Gradient clipping to improve training stability</w:t>
+      </w:r>
+    </w:p>
+    <w:p>
+      <w:pPr>
+        <w:pStyle w:val="ListParagraph"/>
+        <w:numPr>
+          <w:ilvl w:val="0"/>
+          <w:numId w:val="5"/>
+        </w:numPr>
+      </w:pPr>
+      <w:r>
+        <w:t xml:space="preserve">Loss weighting, </w:t>
+      </w:r>
+      <w:r>
+        <w:t xml:space="preserve">implemented as per section 4.3 </w:t>
+      </w:r>
+      <w:r>
+        <w:t>(“Loss metrics”) in the mean flow paper</w:t>
+      </w:r>
+      <w:r>
+        <w:t xml:space="preserve"> (with p = 1.0 as this w</w:t>
+      </w:r>
+      <w:r>
+        <w:t>as reported to</w:t>
+      </w:r>
+      <w:r>
+        <w:t xml:space="preserve"> be </w:t>
+      </w:r>
+      <w:r>
+        <w:t xml:space="preserve">the best performing choice). </w:t>
+      </w:r>
+      <w:r>
+        <w:lastRenderedPageBreak/>
+        <w:t>That is</w:t>
+      </w:r>
+      <w:r>
+        <w:t xml:space="preserve">, given </w:t>
+      </w:r>
+      <w:r>
+        <w:t>mean flow</w:t>
+      </w:r>
+      <w:r>
+        <w:t xml:space="preserve"> prediction error </w:t>
+      </w:r>
+      <w:proofErr w:type="gramStart"/>
+      <w:r>
+        <w:rPr>
+          <w:i/>
+          <w:iCs/>
+        </w:rPr>
+        <w:t>err</w:t>
+      </w:r>
+      <w:proofErr w:type="gramEnd"/>
+      <w:r>
+        <w:t>, the model was passed the weighted loss:</w:t>
+      </w:r>
+    </w:p>
+    <w:p>
+      <w:pPr>
+        <w:pStyle w:val="ListParagraph"/>
+        <w:jc w:val="center"/>
+      </w:pPr>
+      <w:r>
+        <w:rPr>
+          <w:i/>
+          <w:iCs/>
+        </w:rPr>
+        <w:t>L =</w:t>
+      </w:r>
+      <w:r>
+        <w:rPr>
+          <w:i/>
+          <w:iCs/>
+        </w:rPr>
+        <w:t xml:space="preserve"> </w:t>
+      </w:r>
+      <w:r>
+        <w:rPr>
+          <w:i/>
+          <w:iCs/>
+        </w:rPr>
+        <w:t>mean(w*e</w:t>
+      </w:r>
+      <w:r>
+        <w:rPr>
+          <w:i/>
+          <w:iCs/>
+        </w:rPr>
+        <w:t>rr</w:t>
+      </w:r>
+      <w:r>
+        <w:rPr>
+          <w:i/>
+          <w:iCs/>
+          <w:vertAlign w:val="superscript"/>
+        </w:rPr>
+        <w:t>2</w:t>
+      </w:r>
+      <w:r>
+        <w:rPr>
+          <w:i/>
+          <w:iCs/>
+        </w:rPr>
+        <w:t>)</w:t>
+      </w:r>
+      <w:r>
+        <w:t xml:space="preserve"> </w:t>
+      </w:r>
+      <w:r>
+        <w:tab/>
+      </w:r>
+      <w:r>
+        <w:t xml:space="preserve">where </w:t>
+      </w:r>
+      <w:r>
+        <w:rPr>
+          <w:i/>
+          <w:iCs/>
+        </w:rPr>
+        <w:t xml:space="preserve">w = </w:t>
+      </w:r>
+      <w:r>
+        <w:rPr>
+          <w:i/>
+          <w:iCs/>
+        </w:rPr>
+        <w:t>1/(mean(e</w:t>
+      </w:r>
+      <w:r>
+        <w:rPr>
+          <w:i/>
+          <w:iCs/>
+        </w:rPr>
+        <w:t>rr</w:t>
+      </w:r>
+      <w:r>
+        <w:rPr>
+          <w:i/>
+          <w:iCs/>
+          <w:vertAlign w:val="superscript"/>
+        </w:rPr>
+        <w:t>2</w:t>
+      </w:r>
+      <w:r>
+        <w:rPr>
+          <w:i/>
+          <w:iCs/>
+        </w:rPr>
+        <w:t>) + 10</w:t>
+      </w:r>
+      <w:r>
+        <w:rPr>
+          <w:i/>
+          <w:iCs/>
+          <w:vertAlign w:val="superscript"/>
+        </w:rPr>
+        <w:t>-3</w:t>
+      </w:r>
+      <w:r>
+        <w:rPr>
+          <w:i/>
+          <w:iCs/>
+        </w:rPr>
+        <w:t>)</w:t>
+      </w:r>
+    </w:p>
+    <w:p>
+      <w:r>
+        <w:t>The mean flow model was trained on all 3 datasets at D=32, and the following samples were generated with 1-step (top), 2-step (middle</w:t>
+      </w:r>
+      <w:r>
+        <w:t xml:space="preserve"> top</w:t>
+      </w:r>
+      <w:r>
+        <w:t>) and 5-step (</w:t>
+      </w:r>
+      <w:r>
+        <w:t>middle bottom</w:t>
+      </w:r>
+      <w:r>
+        <w:t>) mean flow</w:t>
+      </w:r>
+      <w:r>
+        <w:t xml:space="preserve"> sampling</w:t>
+      </w:r>
+      <w:r>
+        <w:t>,</w:t>
+      </w:r>
+      <w:r>
+        <w:t xml:space="preserve"> with </w:t>
+      </w:r>
+      <w:r>
+        <w:t>flow matching with x-prediction and x-loss for comparison (bottom):</w:t>
+      </w:r>
+    </w:p>
+    <w:p>
+      <w:pPr>
+        <w:rPr>
+          <w:noProof/>
+        </w:rPr>
+      </w:pPr>
+      <w:r>
+        <w:rPr>
+          <w:noProof/>
+        </w:rPr>
+        <w:drawing>
+          <wp:inline distT="0" distB="0" distL="0" distR="0" wp14:anchorId="60280236" wp14:editId="7FB6E0BD">
+            <wp:extent cx="1886585" cy="1415042"/>
+            <wp:effectExtent l="0" t="0" r="0" b="0"/>
+            <wp:docPr id="1537546395" name="Picture 69"/>
+            <wp:cNvGraphicFramePr>
+              <a:graphicFrameLocks xmlns:a="http://schemas.openxmlformats.org/drawingml/2006/main" noChangeAspect="1"/>
+            </wp:cNvGraphicFramePr>
+            <a:graphic xmlns:a="http://schemas.openxmlformats.org/drawingml/2006/main">
+              <a:graphicData uri="http://schemas.openxmlformats.org/drawingml/2006/picture">
+                <pic:pic xmlns:pic="http://schemas.openxmlformats.org/drawingml/2006/picture">
+                  <pic:nvPicPr>
+                    <pic:cNvPr id="1537546395" name="Picture 1537546395"/>
+                    <pic:cNvPicPr/>
+                  </pic:nvPicPr>
+                  <pic:blipFill>
+                    <a:blip r:embed="rId67" cstate="print">
+                      <a:extLst>
+                        <a:ext uri="{28A0092B-C50C-407E-A947-70E740481C1C}">
+                          <a14:useLocalDpi xmlns:a14="http://schemas.microsoft.com/office/drawing/2010/main" val="0"/>
+                        </a:ext>
+                      </a:extLst>
+                    </a:blip>
+                    <a:stretch>
+                      <a:fillRect/>
+                    </a:stretch>
+                  </pic:blipFill>
+                  <pic:spPr>
+                    <a:xfrm>
+                      <a:off x="0" y="0"/>
+                      <a:ext cx="1921089" cy="1440922"/>
+                    </a:xfrm>
+                    <a:prstGeom prst="rect">
+                      <a:avLst/>
+                    </a:prstGeom>
+                  </pic:spPr>
+                </pic:pic>
+              </a:graphicData>
+            </a:graphic>
+          </wp:inline>
+        </w:drawing>
+      </w:r>
+      <w:r>
+        <w:rPr>
+          <w:noProof/>
+        </w:rPr>
+        <w:t xml:space="preserve"> </w:t>
+      </w:r>
+      <w:r>
+        <w:rPr>
+          <w:noProof/>
+        </w:rPr>
+        <w:drawing>
+          <wp:inline distT="0" distB="0" distL="0" distR="0" wp14:anchorId="003F6C77" wp14:editId="1CDF17FD">
+            <wp:extent cx="1882140" cy="1411710"/>
+            <wp:effectExtent l="0" t="0" r="3810" b="0"/>
+            <wp:docPr id="1321492310" name="Picture 66"/>
+            <wp:cNvGraphicFramePr>
+              <a:graphicFrameLocks xmlns:a="http://schemas.openxmlformats.org/drawingml/2006/main" noChangeAspect="1"/>
+            </wp:cNvGraphicFramePr>
+            <a:graphic xmlns:a="http://schemas.openxmlformats.org/drawingml/2006/main">
+              <a:graphicData uri="http://schemas.openxmlformats.org/drawingml/2006/picture">
+                <pic:pic xmlns:pic="http://schemas.openxmlformats.org/drawingml/2006/picture">
+                  <pic:nvPicPr>
+                    <pic:cNvPr id="1321492310" name="Picture 1321492310"/>
+                    <pic:cNvPicPr/>
+                  </pic:nvPicPr>
+                  <pic:blipFill>
+                    <a:blip r:embed="rId68" cstate="print">
+                      <a:extLst>
+                        <a:ext uri="{28A0092B-C50C-407E-A947-70E740481C1C}">
+                          <a14:useLocalDpi xmlns:a14="http://schemas.microsoft.com/office/drawing/2010/main" val="0"/>
+                        </a:ext>
+                      </a:extLst>
+                    </a:blip>
+                    <a:stretch>
+                      <a:fillRect/>
+                    </a:stretch>
+                  </pic:blipFill>
+                  <pic:spPr>
+                    <a:xfrm>
+                      <a:off x="0" y="0"/>
+                      <a:ext cx="1894844" cy="1421239"/>
+                    </a:xfrm>
+                    <a:prstGeom prst="rect">
+                      <a:avLst/>
+                    </a:prstGeom>
+                  </pic:spPr>
+                </pic:pic>
+              </a:graphicData>
+            </a:graphic>
+          </wp:inline>
+        </w:drawing>
+      </w:r>
+      <w:r>
+        <w:rPr>
+          <w:noProof/>
+        </w:rPr>
+        <w:t xml:space="preserve"> </w:t>
+      </w:r>
+      <w:r>
+        <w:rPr>
+          <w:noProof/>
+        </w:rPr>
+        <w:drawing>
+          <wp:inline distT="0" distB="0" distL="0" distR="0" wp14:anchorId="079336AF" wp14:editId="46AFF1AA">
+            <wp:extent cx="1867243" cy="1400536"/>
+            <wp:effectExtent l="0" t="0" r="0" b="9525"/>
+            <wp:docPr id="685223150" name="Picture 63"/>
+            <wp:cNvGraphicFramePr>
+              <a:graphicFrameLocks xmlns:a="http://schemas.openxmlformats.org/drawingml/2006/main" noChangeAspect="1"/>
+            </wp:cNvGraphicFramePr>
+            <a:graphic xmlns:a="http://schemas.openxmlformats.org/drawingml/2006/main">
+              <a:graphicData uri="http://schemas.openxmlformats.org/drawingml/2006/picture">
+                <pic:pic xmlns:pic="http://schemas.openxmlformats.org/drawingml/2006/picture">
+                  <pic:nvPicPr>
+                    <pic:cNvPr id="685223150" name="Picture 685223150"/>
+                    <pic:cNvPicPr/>
+                  </pic:nvPicPr>
+                  <pic:blipFill>
+                    <a:blip r:embed="rId69" cstate="print">
+                      <a:extLst>
+                        <a:ext uri="{28A0092B-C50C-407E-A947-70E740481C1C}">
+                          <a14:useLocalDpi xmlns:a14="http://schemas.microsoft.com/office/drawing/2010/main" val="0"/>
+                        </a:ext>
+                      </a:extLst>
+                    </a:blip>
+                    <a:stretch>
+                      <a:fillRect/>
+                    </a:stretch>
+                  </pic:blipFill>
+                  <pic:spPr>
+                    <a:xfrm>
+                      <a:off x="0" y="0"/>
+                      <a:ext cx="1876683" cy="1407617"/>
+                    </a:xfrm>
+                    <a:prstGeom prst="rect">
+                      <a:avLst/>
+                    </a:prstGeom>
+                  </pic:spPr>
+                </pic:pic>
+              </a:graphicData>
+            </a:graphic>
+          </wp:inline>
+        </w:drawing>
+      </w:r>
+      <w:r>
+        <w:rPr>
+          <w:noProof/>
+        </w:rPr>
+        <w:t xml:space="preserve"> </w:t>
+      </w:r>
+      <w:r>
+        <w:rPr>
+          <w:noProof/>
+        </w:rPr>
+        <w:drawing>
+          <wp:inline distT="0" distB="0" distL="0" distR="0" wp14:anchorId="5252E64D" wp14:editId="4B7C6EE3">
+            <wp:extent cx="1886585" cy="1415043"/>
+            <wp:effectExtent l="0" t="0" r="0" b="0"/>
+            <wp:docPr id="677306873" name="Picture 70"/>
+            <wp:cNvGraphicFramePr>
+              <a:graphicFrameLocks xmlns:a="http://schemas.openxmlformats.org/drawingml/2006/main" noChangeAspect="1"/>
+            </wp:cNvGraphicFramePr>
+            <a:graphic xmlns:a="http://schemas.openxmlformats.org/drawingml/2006/main">
+              <a:graphicData uri="http://schemas.openxmlformats.org/drawingml/2006/picture">
+                <pic:pic xmlns:pic="http://schemas.openxmlformats.org/drawingml/2006/picture">
+                  <pic:nvPicPr>
+                    <pic:cNvPr id="677306873" name="Picture 677306873"/>
+                    <pic:cNvPicPr/>
+                  </pic:nvPicPr>
+                  <pic:blipFill>
+                    <a:blip r:embed="rId70" cstate="print">
+                      <a:extLst>
+                        <a:ext uri="{28A0092B-C50C-407E-A947-70E740481C1C}">
+                          <a14:useLocalDpi xmlns:a14="http://schemas.microsoft.com/office/drawing/2010/main" val="0"/>
+                        </a:ext>
+                      </a:extLst>
+                    </a:blip>
+                    <a:stretch>
+                      <a:fillRect/>
+                    </a:stretch>
+                  </pic:blipFill>
+                  <pic:spPr>
+                    <a:xfrm>
+                      <a:off x="0" y="0"/>
+                      <a:ext cx="1906453" cy="1429945"/>
+                    </a:xfrm>
+                    <a:prstGeom prst="rect">
+                      <a:avLst/>
+                    </a:prstGeom>
+                  </pic:spPr>
+                </pic:pic>
+              </a:graphicData>
+            </a:graphic>
+          </wp:inline>
+        </w:drawing>
+      </w:r>
+      <w:r>
+        <w:rPr>
+          <w:noProof/>
+        </w:rPr>
+        <w:t xml:space="preserve"> </w:t>
+      </w:r>
+      <w:r>
+        <w:rPr>
+          <w:noProof/>
+        </w:rPr>
+        <w:drawing>
+          <wp:inline distT="0" distB="0" distL="0" distR="0" wp14:anchorId="5224DD22" wp14:editId="4EAF2CB2">
+            <wp:extent cx="1882676" cy="1412111"/>
+            <wp:effectExtent l="0" t="0" r="3810" b="0"/>
+            <wp:docPr id="338955955" name="Picture 67"/>
+            <wp:cNvGraphicFramePr>
+              <a:graphicFrameLocks xmlns:a="http://schemas.openxmlformats.org/drawingml/2006/main" noChangeAspect="1"/>
+            </wp:cNvGraphicFramePr>
+            <a:graphic xmlns:a="http://schemas.openxmlformats.org/drawingml/2006/main">
+              <a:graphicData uri="http://schemas.openxmlformats.org/drawingml/2006/picture">
+                <pic:pic xmlns:pic="http://schemas.openxmlformats.org/drawingml/2006/picture">
+                  <pic:nvPicPr>
+                    <pic:cNvPr id="338955955" name="Picture 338955955"/>
+                    <pic:cNvPicPr/>
+                  </pic:nvPicPr>
+                  <pic:blipFill>
+                    <a:blip r:embed="rId71" cstate="print">
+                      <a:extLst>
+                        <a:ext uri="{28A0092B-C50C-407E-A947-70E740481C1C}">
+                          <a14:useLocalDpi xmlns:a14="http://schemas.microsoft.com/office/drawing/2010/main" val="0"/>
+                        </a:ext>
+                      </a:extLst>
+                    </a:blip>
+                    <a:stretch>
+                      <a:fillRect/>
+                    </a:stretch>
+                  </pic:blipFill>
+                  <pic:spPr>
+                    <a:xfrm>
+                      <a:off x="0" y="0"/>
+                      <a:ext cx="1895846" cy="1421990"/>
+                    </a:xfrm>
+                    <a:prstGeom prst="rect">
+                      <a:avLst/>
+                    </a:prstGeom>
+                  </pic:spPr>
+                </pic:pic>
+              </a:graphicData>
+            </a:graphic>
+          </wp:inline>
+        </w:drawing>
+      </w:r>
+      <w:r>
+        <w:rPr>
+          <w:noProof/>
+        </w:rPr>
+        <w:t xml:space="preserve"> </w:t>
+      </w:r>
+      <w:r>
+        <w:rPr>
+          <w:noProof/>
+        </w:rPr>
+        <w:drawing>
+          <wp:inline distT="0" distB="0" distL="0" distR="0" wp14:anchorId="5D2BF5F5" wp14:editId="51994265">
+            <wp:extent cx="1880870" cy="1410757"/>
+            <wp:effectExtent l="0" t="0" r="5080" b="0"/>
+            <wp:docPr id="894133250" name="Picture 64"/>
+            <wp:cNvGraphicFramePr>
+              <a:graphicFrameLocks xmlns:a="http://schemas.openxmlformats.org/drawingml/2006/main" noChangeAspect="1"/>
+            </wp:cNvGraphicFramePr>
+            <a:graphic xmlns:a="http://schemas.openxmlformats.org/drawingml/2006/main">
+              <a:graphicData uri="http://schemas.openxmlformats.org/drawingml/2006/picture">
+                <pic:pic xmlns:pic="http://schemas.openxmlformats.org/drawingml/2006/picture">
+                  <pic:nvPicPr>
+                    <pic:cNvPr id="894133250" name="Picture 894133250"/>
+                    <pic:cNvPicPr/>
+                  </pic:nvPicPr>
+                  <pic:blipFill>
+                    <a:blip r:embed="rId72" cstate="print">
+                      <a:extLst>
+                        <a:ext uri="{28A0092B-C50C-407E-A947-70E740481C1C}">
+                          <a14:useLocalDpi xmlns:a14="http://schemas.microsoft.com/office/drawing/2010/main" val="0"/>
+                        </a:ext>
+                      </a:extLst>
+                    </a:blip>
+                    <a:stretch>
+                      <a:fillRect/>
+                    </a:stretch>
+                  </pic:blipFill>
+                  <pic:spPr>
+                    <a:xfrm>
+                      <a:off x="0" y="0"/>
+                      <a:ext cx="1891362" cy="1418626"/>
+                    </a:xfrm>
+                    <a:prstGeom prst="rect">
+                      <a:avLst/>
+                    </a:prstGeom>
+                  </pic:spPr>
+                </pic:pic>
+              </a:graphicData>
+            </a:graphic>
+          </wp:inline>
+        </w:drawing>
+      </w:r>
+      <w:r>
+        <w:rPr>
+          <w:noProof/>
+        </w:rPr>
+        <w:t xml:space="preserve"> </w:t>
+      </w:r>
+      <w:r>
+        <w:rPr>
+          <w:noProof/>
+        </w:rPr>
+        <w:drawing>
+          <wp:inline distT="0" distB="0" distL="0" distR="0" wp14:anchorId="3E2D1F99" wp14:editId="580ED133">
+            <wp:extent cx="1886585" cy="1415044"/>
+            <wp:effectExtent l="0" t="0" r="0" b="0"/>
+            <wp:docPr id="478162474" name="Picture 71"/>
+            <wp:cNvGraphicFramePr>
+              <a:graphicFrameLocks xmlns:a="http://schemas.openxmlformats.org/drawingml/2006/main" noChangeAspect="1"/>
+            </wp:cNvGraphicFramePr>
+            <a:graphic xmlns:a="http://schemas.openxmlformats.org/drawingml/2006/main">
+              <a:graphicData uri="http://schemas.openxmlformats.org/drawingml/2006/picture">
+                <pic:pic xmlns:pic="http://schemas.openxmlformats.org/drawingml/2006/picture">
+                  <pic:nvPicPr>
+                    <pic:cNvPr id="478162474" name="Picture 478162474"/>
+                    <pic:cNvPicPr/>
+                  </pic:nvPicPr>
+                  <pic:blipFill>
+                    <a:blip r:embed="rId73" cstate="print">
+                      <a:extLst>
+                        <a:ext uri="{28A0092B-C50C-407E-A947-70E740481C1C}">
+                          <a14:useLocalDpi xmlns:a14="http://schemas.microsoft.com/office/drawing/2010/main" val="0"/>
+                        </a:ext>
+                      </a:extLst>
+                    </a:blip>
+                    <a:stretch>
+                      <a:fillRect/>
+                    </a:stretch>
+                  </pic:blipFill>
+                  <pic:spPr>
+                    <a:xfrm>
+                      <a:off x="0" y="0"/>
+                      <a:ext cx="1907041" cy="1430387"/>
+                    </a:xfrm>
+                    <a:prstGeom prst="rect">
+                      <a:avLst/>
+                    </a:prstGeom>
+                  </pic:spPr>
+                </pic:pic>
+              </a:graphicData>
+            </a:graphic>
+          </wp:inline>
+        </w:drawing>
+      </w:r>
+      <w:r>
+        <w:rPr>
+          <w:noProof/>
+        </w:rPr>
+        <w:t xml:space="preserve"> </w:t>
+      </w:r>
+      <w:r>
+        <w:rPr>
+          <w:noProof/>
+        </w:rPr>
+        <w:drawing>
+          <wp:inline distT="0" distB="0" distL="0" distR="0" wp14:anchorId="68681629" wp14:editId="7C272471">
+            <wp:extent cx="1882676" cy="1412111"/>
+            <wp:effectExtent l="0" t="0" r="3810" b="0"/>
+            <wp:docPr id="938291223" name="Picture 68"/>
+            <wp:cNvGraphicFramePr>
+              <a:graphicFrameLocks xmlns:a="http://schemas.openxmlformats.org/drawingml/2006/main" noChangeAspect="1"/>
+            </wp:cNvGraphicFramePr>
+            <a:graphic xmlns:a="http://schemas.openxmlformats.org/drawingml/2006/main">
+              <a:graphicData uri="http://schemas.openxmlformats.org/drawingml/2006/picture">
+                <pic:pic xmlns:pic="http://schemas.openxmlformats.org/drawingml/2006/picture">
+                  <pic:nvPicPr>
+                    <pic:cNvPr id="938291223" name="Picture 938291223"/>
+                    <pic:cNvPicPr/>
+                  </pic:nvPicPr>
+                  <pic:blipFill>
+                    <a:blip r:embed="rId74" cstate="print">
+                      <a:extLst>
+                        <a:ext uri="{28A0092B-C50C-407E-A947-70E740481C1C}">
+                          <a14:useLocalDpi xmlns:a14="http://schemas.microsoft.com/office/drawing/2010/main" val="0"/>
+                        </a:ext>
+                      </a:extLst>
+                    </a:blip>
+                    <a:stretch>
+                      <a:fillRect/>
+                    </a:stretch>
+                  </pic:blipFill>
+                  <pic:spPr>
+                    <a:xfrm>
+                      <a:off x="0" y="0"/>
+                      <a:ext cx="1896669" cy="1422607"/>
+                    </a:xfrm>
+                    <a:prstGeom prst="rect">
+                      <a:avLst/>
+                    </a:prstGeom>
+                  </pic:spPr>
+                </pic:pic>
+              </a:graphicData>
+            </a:graphic>
+          </wp:inline>
+        </w:drawing>
+      </w:r>
+      <w:r>
+        <w:rPr>
+          <w:noProof/>
+        </w:rPr>
+        <w:t xml:space="preserve"> </w:t>
+      </w:r>
+      <w:r>
+        <w:rPr>
+          <w:noProof/>
+        </w:rPr>
+        <w:drawing>
+          <wp:inline distT="0" distB="0" distL="0" distR="0" wp14:anchorId="598098E3" wp14:editId="2427813C">
+            <wp:extent cx="1880886" cy="1410768"/>
+            <wp:effectExtent l="0" t="0" r="5080" b="0"/>
+            <wp:docPr id="2146051161" name="Picture 65"/>
+            <wp:cNvGraphicFramePr>
+              <a:graphicFrameLocks xmlns:a="http://schemas.openxmlformats.org/drawingml/2006/main" noChangeAspect="1"/>
+            </wp:cNvGraphicFramePr>
+            <a:graphic xmlns:a="http://schemas.openxmlformats.org/drawingml/2006/main">
+              <a:graphicData uri="http://schemas.openxmlformats.org/drawingml/2006/picture">
+                <pic:pic xmlns:pic="http://schemas.openxmlformats.org/drawingml/2006/picture">
+                  <pic:nvPicPr>
+                    <pic:cNvPr id="2146051161" name="Picture 2146051161"/>
+                    <pic:cNvPicPr/>
+                  </pic:nvPicPr>
+                  <pic:blipFill>
+                    <a:blip r:embed="rId75" cstate="print">
+                      <a:extLst>
+                        <a:ext uri="{28A0092B-C50C-407E-A947-70E740481C1C}">
+                          <a14:useLocalDpi xmlns:a14="http://schemas.microsoft.com/office/drawing/2010/main" val="0"/>
+                        </a:ext>
+                      </a:extLst>
+                    </a:blip>
+                    <a:stretch>
+                      <a:fillRect/>
+                    </a:stretch>
+                  </pic:blipFill>
+                  <pic:spPr>
+                    <a:xfrm>
+                      <a:off x="0" y="0"/>
+                      <a:ext cx="1910168" cy="1432731"/>
+                    </a:xfrm>
+                    <a:prstGeom prst="rect">
+                      <a:avLst/>
+                    </a:prstGeom>
+                  </pic:spPr>
+                </pic:pic>
+              </a:graphicData>
+            </a:graphic>
+          </wp:inline>
+        </w:drawing>
+      </w:r>
+      <w:r>
+        <w:rPr>
+          <w:noProof/>
+        </w:rPr>
+        <w:drawing>
+          <wp:inline distT="0" distB="0" distL="0" distR="0" wp14:anchorId="30C8AA84" wp14:editId="3ED6F8AD">
+            <wp:extent cx="1886673" cy="1415108"/>
+            <wp:effectExtent l="0" t="0" r="0" b="0"/>
+            <wp:docPr id="2042817741" name="Picture 62"/>
+            <wp:cNvGraphicFramePr>
+              <a:graphicFrameLocks xmlns:a="http://schemas.openxmlformats.org/drawingml/2006/main" noChangeAspect="1"/>
+            </wp:cNvGraphicFramePr>
+            <a:graphic xmlns:a="http://schemas.openxmlformats.org/drawingml/2006/main">
+              <a:graphicData uri="http://schemas.openxmlformats.org/drawingml/2006/picture">
+                <pic:pic xmlns:pic="http://schemas.openxmlformats.org/drawingml/2006/picture">
+                  <pic:nvPicPr>
+                    <pic:cNvPr id="2042817741" name="Picture 2042817741"/>
+                    <pic:cNvPicPr/>
+                  </pic:nvPicPr>
+                  <pic:blipFill>
+                    <a:blip r:embed="rId76" cstate="print">
+                      <a:extLst>
+                        <a:ext uri="{28A0092B-C50C-407E-A947-70E740481C1C}">
+                          <a14:useLocalDpi xmlns:a14="http://schemas.microsoft.com/office/drawing/2010/main" val="0"/>
+                        </a:ext>
+                      </a:extLst>
+                    </a:blip>
+                    <a:stretch>
+                      <a:fillRect/>
+                    </a:stretch>
+                  </pic:blipFill>
+                  <pic:spPr>
+                    <a:xfrm>
+                      <a:off x="0" y="0"/>
+                      <a:ext cx="1915128" cy="1436451"/>
+                    </a:xfrm>
+                    <a:prstGeom prst="rect">
+                      <a:avLst/>
+                    </a:prstGeom>
+                  </pic:spPr>
+                </pic:pic>
+              </a:graphicData>
+            </a:graphic>
+          </wp:inline>
+        </w:drawing>
+      </w:r>
+      <w:r>
+        <w:rPr>
+          <w:noProof/>
+        </w:rPr>
+        <w:t xml:space="preserve"> </w:t>
+      </w:r>
+      <w:r>
+        <w:rPr>
+          <w:noProof/>
+        </w:rPr>
+        <w:drawing>
+          <wp:inline distT="0" distB="0" distL="0" distR="0" wp14:anchorId="78A0E788" wp14:editId="2B0CC3B2">
+            <wp:extent cx="1884045" cy="1413138"/>
+            <wp:effectExtent l="0" t="0" r="1905" b="0"/>
+            <wp:docPr id="1504026159" name="Picture 61"/>
+            <wp:cNvGraphicFramePr>
+              <a:graphicFrameLocks xmlns:a="http://schemas.openxmlformats.org/drawingml/2006/main" noChangeAspect="1"/>
+            </wp:cNvGraphicFramePr>
+            <a:graphic xmlns:a="http://schemas.openxmlformats.org/drawingml/2006/main">
+              <a:graphicData uri="http://schemas.openxmlformats.org/drawingml/2006/picture">
+                <pic:pic xmlns:pic="http://schemas.openxmlformats.org/drawingml/2006/picture">
+                  <pic:nvPicPr>
+                    <pic:cNvPr id="1504026159" name="Picture 1504026159"/>
+                    <pic:cNvPicPr/>
+                  </pic:nvPicPr>
+                  <pic:blipFill>
+                    <a:blip r:embed="rId49" cstate="print">
+                      <a:extLst>
+                        <a:ext uri="{28A0092B-C50C-407E-A947-70E740481C1C}">
+                          <a14:useLocalDpi xmlns:a14="http://schemas.microsoft.com/office/drawing/2010/main" val="0"/>
+                        </a:ext>
+                      </a:extLst>
+                    </a:blip>
+                    <a:stretch>
+                      <a:fillRect/>
+                    </a:stretch>
+                  </pic:blipFill>
+                  <pic:spPr>
+                    <a:xfrm>
+                      <a:off x="0" y="0"/>
+                      <a:ext cx="1898871" cy="1424258"/>
+                    </a:xfrm>
+                    <a:prstGeom prst="rect">
+                      <a:avLst/>
+                    </a:prstGeom>
+                  </pic:spPr>
+                </pic:pic>
+              </a:graphicData>
+            </a:graphic>
+          </wp:inline>
+        </w:drawing>
+      </w:r>
+      <w:r>
+        <w:rPr>
+          <w:noProof/>
+        </w:rPr>
+        <w:t xml:space="preserve"> </w:t>
+      </w:r>
+      <w:r>
+        <w:rPr>
+          <w:noProof/>
+        </w:rPr>
+        <w:drawing>
+          <wp:inline distT="0" distB="0" distL="0" distR="0" wp14:anchorId="6FBB66D1" wp14:editId="2F820BD5">
+            <wp:extent cx="1880870" cy="1410756"/>
+            <wp:effectExtent l="0" t="0" r="5080" b="0"/>
+            <wp:docPr id="1872445151" name="Picture 60"/>
+            <wp:cNvGraphicFramePr>
+              <a:graphicFrameLocks xmlns:a="http://schemas.openxmlformats.org/drawingml/2006/main" noChangeAspect="1"/>
+            </wp:cNvGraphicFramePr>
+            <a:graphic xmlns:a="http://schemas.openxmlformats.org/drawingml/2006/main">
+              <a:graphicData uri="http://schemas.openxmlformats.org/drawingml/2006/picture">
+                <pic:pic xmlns:pic="http://schemas.openxmlformats.org/drawingml/2006/picture">
+                  <pic:nvPicPr>
+                    <pic:cNvPr id="1872445151" name="Picture 1872445151"/>
+                    <pic:cNvPicPr/>
+                  </pic:nvPicPr>
+                  <pic:blipFill>
+                    <a:blip r:embed="rId77" cstate="print">
+                      <a:extLst>
+                        <a:ext uri="{28A0092B-C50C-407E-A947-70E740481C1C}">
+                          <a14:useLocalDpi xmlns:a14="http://schemas.microsoft.com/office/drawing/2010/main" val="0"/>
+                        </a:ext>
+                      </a:extLst>
+                    </a:blip>
+                    <a:stretch>
+                      <a:fillRect/>
+                    </a:stretch>
+                  </pic:blipFill>
+                  <pic:spPr>
+                    <a:xfrm>
+                      <a:off x="0" y="0"/>
+                      <a:ext cx="1908205" cy="1431259"/>
+                    </a:xfrm>
+                    <a:prstGeom prst="rect">
+                      <a:avLst/>
+                    </a:prstGeom>
+                  </pic:spPr>
+                </pic:pic>
+              </a:graphicData>
+            </a:graphic>
+          </wp:inline>
+        </w:drawing>
+      </w:r>
+    </w:p>
+    <w:p>
+      <w:pPr>
+        <w:rPr>
+          <w:noProof/>
+        </w:rPr>
+      </w:pPr>
+      <w:r>
+        <w:rPr>
+          <w:noProof/>
+        </w:rPr>
+        <w:br w:type="page"/>
+      </w:r>
+    </w:p>
+    <w:p>
+      <w:pPr>
+        <w:rPr>
+          <w:noProof/>
+          <w:u w:val="single"/>
+        </w:rPr>
+      </w:pPr>
+      <w:r>
+        <w:rPr>
+          <w:noProof/>
+          <w:u w:val="single"/>
+        </w:rPr>
+        <w:lastRenderedPageBreak/>
+        <w:t>Questions</w:t>
+      </w:r>
+    </w:p>
+    <w:p>
+      <w:pPr>
+        <w:pStyle w:val="ListParagraph"/>
+        <w:numPr>
+          <w:ilvl w:val="0"/>
+          <w:numId w:val="6"/>
+        </w:numPr>
+        <w:rPr>
+          <w:noProof/>
+        </w:rPr>
+      </w:pPr>
+      <w:r>
+        <w:rPr>
+          <w:noProof/>
+        </w:rPr>
+        <w:t>X-prediction was chosen for mean flow at D=32 since it was demonstrated to perform better at higher dimensions than v-prediction in part 2.</w:t>
+      </w:r>
+    </w:p>
+    <w:p>
+      <w:pPr>
+        <w:pStyle w:val="ListParagraph"/>
+        <w:numPr>
+          <w:ilvl w:val="0"/>
+          <w:numId w:val="6"/>
+        </w:numPr>
+        <w:rPr>
+          <w:noProof/>
+        </w:rPr>
+      </w:pPr>
+      <w:r>
+        <w:rPr>
+          <w:noProof/>
+        </w:rPr>
+        <w:t>In flow matching, the model learns</w:t>
+      </w:r>
+      <w:r>
+        <w:rPr>
+          <w:noProof/>
+        </w:rPr>
+        <w:t xml:space="preserve"> the instantaneous diffusion velocity</w:t>
+      </w:r>
+      <w:r>
+        <w:rPr>
+          <w:noProof/>
+        </w:rPr>
+        <w:t xml:space="preserve"> at time t, wheras in mean flow the model learns the average diffusion velocity </w:t>
+      </w:r>
+      <w:r>
+        <w:rPr>
+          <w:noProof/>
+        </w:rPr>
+        <w:t>from time t to time 0.</w:t>
+      </w:r>
+      <w:r>
+        <w:rPr>
+          <w:noProof/>
+        </w:rPr>
+        <w:t xml:space="preserve"> This means that a well-trained </w:t>
+      </w:r>
+      <w:r>
+        <w:rPr>
+          <w:noProof/>
+        </w:rPr>
+        <w:t xml:space="preserve">mean flow </w:t>
+      </w:r>
+      <w:r>
+        <w:rPr>
+          <w:noProof/>
+        </w:rPr>
+        <w:t xml:space="preserve">model can predict the </w:t>
+      </w:r>
+      <w:r>
+        <w:rPr>
+          <w:noProof/>
+        </w:rPr>
+        <w:t>average diffusion velocity from t=1 (pure noise) to t=0</w:t>
+      </w:r>
+      <w:r>
+        <w:rPr>
+          <w:noProof/>
+        </w:rPr>
+        <w:t xml:space="preserve"> (denoised image) and therefore can perform 1-step generation. </w:t>
+      </w:r>
+      <w:r>
+        <w:rPr>
+          <w:noProof/>
+        </w:rPr>
+        <w:t xml:space="preserve">This does not work for flow matching, since instantaneous velocity is always changing throughout the diffusion process, and therefore </w:t>
+      </w:r>
+      <w:r>
+        <w:rPr>
+          <w:noProof/>
+        </w:rPr>
+        <w:t>accurate generation requires many small Euler steps (with instantaneous velocity updates after each).</w:t>
+      </w:r>
+    </w:p>
+    <w:p>
+      <w:pPr>
+        <w:pStyle w:val="ListParagraph"/>
+        <w:numPr>
+          <w:ilvl w:val="0"/>
+          <w:numId w:val="6"/>
+        </w:numPr>
+        <w:rPr>
+          <w:noProof/>
+        </w:rPr>
+      </w:pPr>
+      <w:r>
+        <w:rPr>
+          <w:noProof/>
+        </w:rPr>
+        <w:t>Mean flow is</w:t>
+      </w:r>
+      <w:r>
+        <w:rPr>
+          <w:noProof/>
+        </w:rPr>
+        <w:t xml:space="preserve"> more expensive to train than flow matching on account of the </w:t>
+      </w:r>
+      <w:r>
+        <w:rPr>
+          <w:noProof/>
+        </w:rPr>
+        <w:t>Jacobian Vector Product (jvp) operation used to calculate mean velocity</w:t>
+      </w:r>
+      <w:r>
+        <w:rPr>
+          <w:noProof/>
+        </w:rPr>
+        <w:t xml:space="preserve"> (as opposed to the trivial </w:t>
+      </w:r>
+      <w:r>
+        <w:rPr>
+          <w:noProof/>
+        </w:rPr>
+        <w:t xml:space="preserve">instantaneous velocity calculation </w:t>
+      </w:r>
+      <w:r>
+        <w:t xml:space="preserve">v = </w:t>
+      </w:r>
+      <w:r>
+        <w:t>ϵ</w:t>
+      </w:r>
+      <w:r>
+        <w:t xml:space="preserve"> - </w:t>
+      </w:r>
+      <w:r>
+        <w:t>x</w:t>
+      </w:r>
+      <w:r>
+        <w:t>). However, as discussed in Appendix B.4 of the mean flow paper, the extra overhead of the Jacobian Vector product in this case is actually not</w:t>
+      </w:r>
+      <w:r>
+        <w:t xml:space="preserve"> massive; the paper reports a 16% </w:t>
+      </w:r>
+      <w:r>
+        <w:t xml:space="preserve">time/iteration difference between mean flow and flow matching, and attributes this to the fact that </w:t>
+      </w:r>
+      <w:r>
+        <w:t xml:space="preserve">the computed result is subject to </w:t>
+      </w:r>
+      <w:proofErr w:type="spellStart"/>
+      <w:r>
+        <w:t>stop_gradient</w:t>
+      </w:r>
+      <w:proofErr w:type="spellEnd"/>
+      <w:r>
+        <w:t xml:space="preserve">, meaning that the additional backward propagation is only applied to the model inputs </w:t>
+      </w:r>
+      <w:proofErr w:type="spellStart"/>
+      <w:r>
+        <w:t>z</w:t>
+      </w:r>
+      <w:r>
+        <w:rPr>
+          <w:vertAlign w:val="subscript"/>
+        </w:rPr>
+        <w:t>t</w:t>
+      </w:r>
+      <w:proofErr w:type="spellEnd"/>
+      <w:r>
+        <w:t>, t and h; not the model parameters.</w:t>
+      </w:r>
+      <w:r>
+        <w:t xml:space="preserve"> Therefore, in our case we can expect that mean flow will be about 16% more computationally expensive to train than flow matching.</w:t>
+      </w:r>
+    </w:p>
+    <w:p>
+      <w:pPr>
+        <w:pStyle w:val="ListParagraph"/>
+        <w:numPr>
+          <w:ilvl w:val="0"/>
+          <w:numId w:val="6"/>
+        </w:numPr>
+        <w:rPr>
+          <w:noProof/>
+        </w:rPr>
+      </w:pPr>
+      <w:r>
+        <w:rPr>
+          <w:noProof/>
+        </w:rPr>
+        <w:t xml:space="preserve">Compared to the ground truth distributions, all the 1-step generated samples are </w:t>
+      </w:r>
+      <w:r>
+        <w:rPr>
+          <w:noProof/>
+        </w:rPr>
+        <w:t xml:space="preserve">recognizable but </w:t>
+      </w:r>
+      <w:r>
+        <w:rPr>
+          <w:noProof/>
+        </w:rPr>
+        <w:t xml:space="preserve">very </w:t>
+      </w:r>
+      <w:r>
+        <w:rPr>
+          <w:noProof/>
+        </w:rPr>
+        <w:t>noisy</w:t>
+      </w:r>
+      <w:r>
+        <w:rPr>
+          <w:noProof/>
+        </w:rPr>
+        <w:t>. This is not</w:t>
+      </w:r>
+      <w:r>
+        <w:rPr>
+          <w:noProof/>
+        </w:rPr>
+        <w:t xml:space="preserve"> really </w:t>
+      </w:r>
+      <w:r>
+        <w:rPr>
+          <w:noProof/>
+        </w:rPr>
+        <w:t xml:space="preserve">surprising, since </w:t>
+      </w:r>
+      <w:r>
+        <w:rPr>
+          <w:noProof/>
+        </w:rPr>
+        <w:t xml:space="preserve">with 1-step generation, each point only does one forward pass through the model, and so any </w:t>
+      </w:r>
+      <w:r>
+        <w:rPr>
+          <w:noProof/>
+        </w:rPr>
+        <w:t xml:space="preserve">slight </w:t>
+      </w:r>
+      <w:r>
+        <w:rPr>
+          <w:noProof/>
+        </w:rPr>
+        <w:t>errors the model makes have no chance to be corrected.</w:t>
+      </w:r>
+      <w:r>
+        <w:rPr>
+          <w:noProof/>
+        </w:rPr>
+        <w:t xml:space="preserve"> Whereas with 2</w:t>
+      </w:r>
+      <w:r>
+        <w:rPr>
+          <w:noProof/>
+        </w:rPr>
+        <w:t>-step and especially 5-step generation, there is more opportunity for forward pass errors to be corrected by subsequent steps.</w:t>
+      </w:r>
+      <w:r>
+        <w:rPr>
+          <w:noProof/>
+        </w:rPr>
+        <w:t xml:space="preserve"> With 5-step generation, the </w:t>
+      </w:r>
+      <w:r>
+        <w:rPr>
+          <w:rFonts w:ascii="Consolas" w:hAnsi="Consolas"/>
+          <w:noProof/>
+        </w:rPr>
+        <w:t>swiss_roll</w:t>
+      </w:r>
+      <w:r>
+        <w:rPr>
+          <w:noProof/>
+        </w:rPr>
+        <w:t xml:space="preserve"> and </w:t>
+      </w:r>
+      <w:r>
+        <w:rPr>
+          <w:rFonts w:ascii="Consolas" w:hAnsi="Consolas"/>
+          <w:noProof/>
+        </w:rPr>
+        <w:t>circles</w:t>
+      </w:r>
+      <w:r>
+        <w:rPr>
+          <w:noProof/>
+        </w:rPr>
+        <w:t xml:space="preserve"> samples closely resemble the underlying distributions </w:t>
+      </w:r>
+      <w:r>
+        <w:rPr>
+          <w:noProof/>
+        </w:rPr>
+        <w:t xml:space="preserve">(albeit with some noise), but the </w:t>
+      </w:r>
+      <w:r>
+        <w:rPr>
+          <w:rFonts w:ascii="Consolas" w:hAnsi="Consolas"/>
+        </w:rPr>
+        <w:t>gaussians</w:t>
+      </w:r>
+      <w:r>
+        <w:rPr>
+          <w:noProof/>
+        </w:rPr>
+        <w:t xml:space="preserve"> sample has a noticeable difference</w:t>
+      </w:r>
+      <w:r>
+        <w:rPr>
+          <w:noProof/>
+        </w:rPr>
+        <w:t xml:space="preserve">: the gaussian blobs are smaller in size than the </w:t>
+      </w:r>
+      <w:r>
+        <w:rPr>
+          <w:noProof/>
+        </w:rPr>
+        <w:t xml:space="preserve">underlying distribution. </w:t>
+      </w:r>
+      <w:r>
+        <w:rPr>
+          <w:noProof/>
+        </w:rPr>
+        <w:t xml:space="preserve">This is because </w:t>
+      </w:r>
+      <w:r>
+        <w:rPr>
+          <w:noProof/>
+        </w:rPr>
+        <w:t>when the model sees a noised point z</w:t>
+      </w:r>
+      <w:r>
+        <w:rPr>
+          <w:noProof/>
+          <w:vertAlign w:val="subscript"/>
+        </w:rPr>
+        <w:t>t</w:t>
+      </w:r>
+      <w:r>
+        <w:rPr>
+          <w:noProof/>
+        </w:rPr>
+        <w:t xml:space="preserve">, it computes a weighted average velocity over all </w:t>
+      </w:r>
+      <w:r>
+        <w:rPr>
+          <w:noProof/>
+        </w:rPr>
+        <w:t>data points x which could have been noised to create z</w:t>
+      </w:r>
+      <w:r>
+        <w:rPr>
+          <w:noProof/>
+          <w:vertAlign w:val="subscript"/>
+        </w:rPr>
+        <w:t>t</w:t>
+      </w:r>
+      <w:r>
+        <w:rPr>
+          <w:noProof/>
+        </w:rPr>
+        <w:t xml:space="preserve">. </w:t>
+      </w:r>
+      <w:r>
+        <w:rPr>
+          <w:noProof/>
+        </w:rPr>
+        <w:t xml:space="preserve">Because the </w:t>
+      </w:r>
+      <w:r>
+        <w:rPr>
+          <w:rFonts w:ascii="Consolas" w:hAnsi="Consolas"/>
+          <w:noProof/>
+        </w:rPr>
+        <w:t>gaussians</w:t>
+      </w:r>
+      <w:r>
+        <w:rPr>
+          <w:noProof/>
+        </w:rPr>
+        <w:t xml:space="preserve"> distribution is a collection of isolated gaussian blobs, any point z</w:t>
+      </w:r>
+      <w:r>
+        <w:rPr>
+          <w:noProof/>
+          <w:vertAlign w:val="subscript"/>
+        </w:rPr>
+        <w:t>t</w:t>
+      </w:r>
+      <w:r>
+        <w:rPr>
+          <w:noProof/>
+        </w:rPr>
+        <w:t xml:space="preserve"> which is sufficiently close to one particular blob will</w:t>
+      </w:r>
+      <w:r>
+        <w:rPr>
+          <w:noProof/>
+        </w:rPr>
+        <w:t xml:space="preserve"> be mapped by the model to an average velocity pointing close to the centre of the blob</w:t>
+      </w:r>
+      <w:r>
+        <w:rPr>
+          <w:noProof/>
+        </w:rPr>
+        <w:t>, giving rise to the tighter blobs we observe for few step mean flow sampling.</w:t>
+      </w:r>
+      <w:r>
+        <w:rPr>
+          <w:noProof/>
+        </w:rPr>
+        <w:t xml:space="preserve"> </w:t>
+      </w:r>
+      <w:r>
+        <w:rPr>
+          <w:noProof/>
+        </w:rPr>
+        <w:t>This effect applies to all datasets in principle, but in practice it is not observed with</w:t>
+      </w:r>
+      <w:r>
+        <w:rPr>
+          <w:noProof/>
+        </w:rPr>
+        <w:t xml:space="preserve"> the</w:t>
+      </w:r>
+      <w:r>
+        <w:rPr>
+          <w:noProof/>
+        </w:rPr>
+        <w:t xml:space="preserve"> </w:t>
+      </w:r>
+      <w:r>
+        <w:rPr>
+          <w:rFonts w:ascii="Consolas" w:hAnsi="Consolas"/>
+          <w:noProof/>
+        </w:rPr>
+        <w:t>swiss_roll</w:t>
+      </w:r>
+      <w:r>
+        <w:rPr>
+          <w:noProof/>
+        </w:rPr>
+        <w:t xml:space="preserve"> </w:t>
+      </w:r>
+      <w:r>
+        <w:rPr>
+          <w:noProof/>
+        </w:rPr>
+        <w:t xml:space="preserve">and </w:t>
+      </w:r>
+      <w:r>
+        <w:rPr>
+          <w:rFonts w:ascii="Consolas" w:hAnsi="Consolas"/>
+          <w:noProof/>
+        </w:rPr>
+        <w:t>circles</w:t>
+      </w:r>
+      <w:r>
+        <w:rPr>
+          <w:noProof/>
+        </w:rPr>
+        <w:t xml:space="preserve"> datasets, since in both cases the points lie on continuous manifold</w:t>
+      </w:r>
+      <w:r>
+        <w:rPr>
+          <w:noProof/>
+        </w:rPr>
+        <w:t>s, not in isolated groups.</w:t>
+      </w:r>
+    </w:p>
     <w:sectPr>
       <w:pgSz w:w="11906" w:h="16838"/>
       <w:pgMar w:top="1440" w:right="1440" w:bottom="1440" w:left="1440" w:header="708" w:footer="708" w:gutter="0"/>
@@ -4714,6 +6082,119 @@
 <file path=word/numbering.xml><?xml version="1.0" encoding="utf-8"?>
 <w:numbering xmlns:wpc="http://schemas.microsoft.com/office/word/2010/wordprocessingCanvas" xmlns:cx="http://schemas.microsoft.com/office/drawing/2014/chartex" xmlns:cx1="http://schemas.microsoft.com/office/drawing/2015/9/8/chartex" xmlns:cx2="http://schemas.microsoft.com/office/drawing/2015/10/21/chartex" xmlns:cx3="http://schemas.microsoft.com/office/drawing/2016/5/9/chartex" xmlns:cx4="http://schemas.microsoft.com/office/drawing/2016/5/10/chartex" xmlns:cx5="http://schemas.microsoft.com/office/drawing/2016/5/11/chartex" xmlns:cx6="http://schemas.microsoft.com/office/drawing/2016/5/12/chartex" xmlns:cx7="http://schemas.microsoft.com/office/drawing/2016/5/13/chartex" xmlns:cx8="http://schemas.microsoft.com/office/drawing/2016/5/14/chartex" xmlns:mc="http://schemas.openxmlformats.org/markup-compatibility/2006" xmlns:aink="http://schemas.microsoft.com/office/drawing/2016/ink" xmlns:am3d="http://schemas.microsoft.com/office/drawing/2017/model3d" xmlns:o="urn:schemas-microsoft-com:office:office" xmlns:oel="http://schemas.microsoft.com/office/2019/extlst" xmlns:r="http://schemas.openxmlformats.org/officeDocument/2006/relationships" xmlns:m="http://schemas.openxmlformats.org/officeDocument/2006/math" xmlns:v="urn:schemas-microsoft-com:vml" xmlns:wp14="http://schemas.microsoft.com/office/word/2010/wordprocessingDrawing" xmlns:wp="http://schemas.openxmlformats.org/drawingml/2006/wordprocessingDrawing" xmlns:w10="urn:schemas-microsoft-com:office:word" xmlns:w="http://schemas.openxmlformats.org/wordprocessingml/2006/main" xmlns:w14="http://schemas.microsoft.com/office/word/2010/wordml" xmlns:w15="http://schemas.microsoft.com/office/word/2012/wordml" xmlns:w16cex="http://schemas.microsoft.com/office/word/2018/wordml/cex" xmlns:w16cid="http://schemas.microsoft.com/office/word/2016/wordml/cid" xmlns:w16="http://schemas.microsoft.com/office/word/2018/wordml" xmlns:w16du="http://schemas.microsoft.com/office/word/2023/wordml/word16du" xmlns:w16sdtdh="http://schemas.microsoft.com/office/word/2020/wordml/sdtdatahash" xmlns:w16sdtfl="http://schemas.microsoft.com/office/word/2024/wordml/sdtformatlock" xmlns:w16se="http://schemas.microsoft.com/office/word/2015/wordml/symex" xmlns:wpg="http://schemas.microsoft.com/office/word/2010/wordprocessingGroup" xmlns:wpi="http://schemas.microsoft.com/office/word/2010/wordprocessingInk" xmlns:wne="http://schemas.microsoft.com/office/word/2006/wordml" xmlns:wps="http://schemas.microsoft.com/office/word/2010/wordprocessingShape" mc:Ignorable="w14 w15 w16se w16cid w16 w16cex w16sdtdh w16sdtfl w16du wp14">
   <w:abstractNum w:abstractNumId="0" w15:restartNumberingAfterBreak="0">
+    <w:nsid w:val="1E851ECE"/>
+    <w:multiLevelType w:val="hybridMultilevel"/>
+    <w:tmpl w:val="0C64C81E"/>
+    <w:lvl w:ilvl="0" w:tplc="F7B8E844">
+      <w:start w:val="4"/>
+      <w:numFmt w:val="bullet"/>
+      <w:lvlText w:val="-"/>
+      <w:lvlJc w:val="left"/>
+      <w:pPr>
+        <w:ind w:left="720" w:hanging="360"/>
+      </w:pPr>
+      <w:rPr>
+        <w:rFonts w:ascii="Aptos" w:eastAsiaTheme="minorHAnsi" w:hAnsi="Aptos" w:cstheme="minorBidi" w:hint="default"/>
+      </w:rPr>
+    </w:lvl>
+    <w:lvl w:ilvl="1" w:tplc="0C090003" w:tentative="1">
+      <w:start w:val="1"/>
+      <w:numFmt w:val="bullet"/>
+      <w:lvlText w:val="o"/>
+      <w:lvlJc w:val="left"/>
+      <w:pPr>
+        <w:ind w:left="1440" w:hanging="360"/>
+      </w:pPr>
+      <w:rPr>
+        <w:rFonts w:ascii="Courier New" w:hAnsi="Courier New" w:cs="Courier New" w:hint="default"/>
+      </w:rPr>
+    </w:lvl>
+    <w:lvl w:ilvl="2" w:tplc="0C090005" w:tentative="1">
+      <w:start w:val="1"/>
+      <w:numFmt w:val="bullet"/>
+      <w:lvlText w:val=""/>
+      <w:lvlJc w:val="left"/>
+      <w:pPr>
+        <w:ind w:left="2160" w:hanging="360"/>
+      </w:pPr>
+      <w:rPr>
+        <w:rFonts w:ascii="Wingdings" w:hAnsi="Wingdings" w:hint="default"/>
+      </w:rPr>
+    </w:lvl>
+    <w:lvl w:ilvl="3" w:tplc="0C090001" w:tentative="1">
+      <w:start w:val="1"/>
+      <w:numFmt w:val="bullet"/>
+      <w:lvlText w:val=""/>
+      <w:lvlJc w:val="left"/>
+      <w:pPr>
+        <w:ind w:left="2880" w:hanging="360"/>
+      </w:pPr>
+      <w:rPr>
+        <w:rFonts w:ascii="Symbol" w:hAnsi="Symbol" w:hint="default"/>
+      </w:rPr>
+    </w:lvl>
+    <w:lvl w:ilvl="4" w:tplc="0C090003" w:tentative="1">
+      <w:start w:val="1"/>
+      <w:numFmt w:val="bullet"/>
+      <w:lvlText w:val="o"/>
+      <w:lvlJc w:val="left"/>
+      <w:pPr>
+        <w:ind w:left="3600" w:hanging="360"/>
+      </w:pPr>
+      <w:rPr>
+        <w:rFonts w:ascii="Courier New" w:hAnsi="Courier New" w:cs="Courier New" w:hint="default"/>
+      </w:rPr>
+    </w:lvl>
+    <w:lvl w:ilvl="5" w:tplc="0C090005" w:tentative="1">
+      <w:start w:val="1"/>
+      <w:numFmt w:val="bullet"/>
+      <w:lvlText w:val=""/>
+      <w:lvlJc w:val="left"/>
+      <w:pPr>
+        <w:ind w:left="4320" w:hanging="360"/>
+      </w:pPr>
+      <w:rPr>
+        <w:rFonts w:ascii="Wingdings" w:hAnsi="Wingdings" w:hint="default"/>
+      </w:rPr>
+    </w:lvl>
+    <w:lvl w:ilvl="6" w:tplc="0C090001" w:tentative="1">
+      <w:start w:val="1"/>
+      <w:numFmt w:val="bullet"/>
+      <w:lvlText w:val=""/>
+      <w:lvlJc w:val="left"/>
+      <w:pPr>
+        <w:ind w:left="5040" w:hanging="360"/>
+      </w:pPr>
+      <w:rPr>
+        <w:rFonts w:ascii="Symbol" w:hAnsi="Symbol" w:hint="default"/>
+      </w:rPr>
+    </w:lvl>
+    <w:lvl w:ilvl="7" w:tplc="0C090003" w:tentative="1">
+      <w:start w:val="1"/>
+      <w:numFmt w:val="bullet"/>
+      <w:lvlText w:val="o"/>
+      <w:lvlJc w:val="left"/>
+      <w:pPr>
+        <w:ind w:left="5760" w:hanging="360"/>
+      </w:pPr>
+      <w:rPr>
+        <w:rFonts w:ascii="Courier New" w:hAnsi="Courier New" w:cs="Courier New" w:hint="default"/>
+      </w:rPr>
+    </w:lvl>
+    <w:lvl w:ilvl="8" w:tplc="0C090005" w:tentative="1">
+      <w:start w:val="1"/>
+      <w:numFmt w:val="bullet"/>
+      <w:lvlText w:val=""/>
+      <w:lvlJc w:val="left"/>
+      <w:pPr>
+        <w:ind w:left="6480" w:hanging="360"/>
+      </w:pPr>
+      <w:rPr>
+        <w:rFonts w:ascii="Wingdings" w:hAnsi="Wingdings" w:hint="default"/>
+      </w:rPr>
+    </w:lvl>
+  </w:abstractNum>
+  <w:abstractNum w:abstractNumId="1" w15:restartNumberingAfterBreak="0">
     <w:nsid w:val="1EA0074A"/>
     <w:multiLevelType w:val="hybridMultilevel"/>
     <w:tmpl w:val="D732133A"/>
@@ -4802,7 +6283,120 @@
       </w:pPr>
     </w:lvl>
   </w:abstractNum>
-  <w:abstractNum w:abstractNumId="1" w15:restartNumberingAfterBreak="0">
+  <w:abstractNum w:abstractNumId="2" w15:restartNumberingAfterBreak="0">
+    <w:nsid w:val="2BCE3146"/>
+    <w:multiLevelType w:val="hybridMultilevel"/>
+    <w:tmpl w:val="2B8E320E"/>
+    <w:lvl w:ilvl="0" w:tplc="DEBA3ED0">
+      <w:start w:val="1"/>
+      <w:numFmt w:val="bullet"/>
+      <w:lvlText w:val=""/>
+      <w:lvlJc w:val="left"/>
+      <w:pPr>
+        <w:ind w:left="1080" w:hanging="360"/>
+      </w:pPr>
+      <w:rPr>
+        <w:rFonts w:ascii="Symbol" w:eastAsiaTheme="minorHAnsi" w:hAnsi="Symbol" w:cstheme="minorBidi" w:hint="default"/>
+      </w:rPr>
+    </w:lvl>
+    <w:lvl w:ilvl="1" w:tplc="0C090003" w:tentative="1">
+      <w:start w:val="1"/>
+      <w:numFmt w:val="bullet"/>
+      <w:lvlText w:val="o"/>
+      <w:lvlJc w:val="left"/>
+      <w:pPr>
+        <w:ind w:left="1800" w:hanging="360"/>
+      </w:pPr>
+      <w:rPr>
+        <w:rFonts w:ascii="Courier New" w:hAnsi="Courier New" w:cs="Courier New" w:hint="default"/>
+      </w:rPr>
+    </w:lvl>
+    <w:lvl w:ilvl="2" w:tplc="0C090005" w:tentative="1">
+      <w:start w:val="1"/>
+      <w:numFmt w:val="bullet"/>
+      <w:lvlText w:val=""/>
+      <w:lvlJc w:val="left"/>
+      <w:pPr>
+        <w:ind w:left="2520" w:hanging="360"/>
+      </w:pPr>
+      <w:rPr>
+        <w:rFonts w:ascii="Wingdings" w:hAnsi="Wingdings" w:hint="default"/>
+      </w:rPr>
+    </w:lvl>
+    <w:lvl w:ilvl="3" w:tplc="0C090001" w:tentative="1">
+      <w:start w:val="1"/>
+      <w:numFmt w:val="bullet"/>
+      <w:lvlText w:val=""/>
+      <w:lvlJc w:val="left"/>
+      <w:pPr>
+        <w:ind w:left="3240" w:hanging="360"/>
+      </w:pPr>
+      <w:rPr>
+        <w:rFonts w:ascii="Symbol" w:hAnsi="Symbol" w:hint="default"/>
+      </w:rPr>
+    </w:lvl>
+    <w:lvl w:ilvl="4" w:tplc="0C090003" w:tentative="1">
+      <w:start w:val="1"/>
+      <w:numFmt w:val="bullet"/>
+      <w:lvlText w:val="o"/>
+      <w:lvlJc w:val="left"/>
+      <w:pPr>
+        <w:ind w:left="3960" w:hanging="360"/>
+      </w:pPr>
+      <w:rPr>
+        <w:rFonts w:ascii="Courier New" w:hAnsi="Courier New" w:cs="Courier New" w:hint="default"/>
+      </w:rPr>
+    </w:lvl>
+    <w:lvl w:ilvl="5" w:tplc="0C090005" w:tentative="1">
+      <w:start w:val="1"/>
+      <w:numFmt w:val="bullet"/>
+      <w:lvlText w:val=""/>
+      <w:lvlJc w:val="left"/>
+      <w:pPr>
+        <w:ind w:left="4680" w:hanging="360"/>
+      </w:pPr>
+      <w:rPr>
+        <w:rFonts w:ascii="Wingdings" w:hAnsi="Wingdings" w:hint="default"/>
+      </w:rPr>
+    </w:lvl>
+    <w:lvl w:ilvl="6" w:tplc="0C090001" w:tentative="1">
+      <w:start w:val="1"/>
+      <w:numFmt w:val="bullet"/>
+      <w:lvlText w:val=""/>
+      <w:lvlJc w:val="left"/>
+      <w:pPr>
+        <w:ind w:left="5400" w:hanging="360"/>
+      </w:pPr>
+      <w:rPr>
+        <w:rFonts w:ascii="Symbol" w:hAnsi="Symbol" w:hint="default"/>
+      </w:rPr>
+    </w:lvl>
+    <w:lvl w:ilvl="7" w:tplc="0C090003" w:tentative="1">
+      <w:start w:val="1"/>
+      <w:numFmt w:val="bullet"/>
+      <w:lvlText w:val="o"/>
+      <w:lvlJc w:val="left"/>
+      <w:pPr>
+        <w:ind w:left="6120" w:hanging="360"/>
+      </w:pPr>
+      <w:rPr>
+        <w:rFonts w:ascii="Courier New" w:hAnsi="Courier New" w:cs="Courier New" w:hint="default"/>
+      </w:rPr>
+    </w:lvl>
+    <w:lvl w:ilvl="8" w:tplc="0C090005" w:tentative="1">
+      <w:start w:val="1"/>
+      <w:numFmt w:val="bullet"/>
+      <w:lvlText w:val=""/>
+      <w:lvlJc w:val="left"/>
+      <w:pPr>
+        <w:ind w:left="6840" w:hanging="360"/>
+      </w:pPr>
+      <w:rPr>
+        <w:rFonts w:ascii="Wingdings" w:hAnsi="Wingdings" w:hint="default"/>
+      </w:rPr>
+    </w:lvl>
+  </w:abstractNum>
+  <w:abstractNum w:abstractNumId="3" w15:restartNumberingAfterBreak="0">
     <w:nsid w:val="35943F70"/>
     <w:multiLevelType w:val="hybridMultilevel"/>
     <w:tmpl w:val="F662AA5A"/>
@@ -4891,7 +6485,7 @@
       </w:pPr>
     </w:lvl>
   </w:abstractNum>
-  <w:abstractNum w:abstractNumId="2" w15:restartNumberingAfterBreak="0">
+  <w:abstractNum w:abstractNumId="4" w15:restartNumberingAfterBreak="0">
     <w:nsid w:val="41841E9D"/>
     <w:multiLevelType w:val="hybridMultilevel"/>
     <w:tmpl w:val="47C6D0AE"/>
@@ -4980,17 +6574,17 @@
       </w:pPr>
     </w:lvl>
   </w:abstractNum>
-  <w:abstractNum w:abstractNumId="3" w15:restartNumberingAfterBreak="0">
-    <w:nsid w:val="6C4E28FC"/>
+  <w:abstractNum w:abstractNumId="5" w15:restartNumberingAfterBreak="0">
+    <w:nsid w:val="56AE1CB8"/>
     <w:multiLevelType w:val="hybridMultilevel"/>
-    <w:tmpl w:val="D376DB6A"/>
+    <w:tmpl w:val="C6AC6C06"/>
     <w:lvl w:ilvl="0" w:tplc="0C09000F">
       <w:start w:val="1"/>
       <w:numFmt w:val="decimal"/>
       <w:lvlText w:val="%1."/>
       <w:lvlJc w:val="left"/>
       <w:pPr>
-        <w:ind w:left="720" w:hanging="360"/>
+        <w:ind w:left="360" w:hanging="360"/>
       </w:pPr>
       <w:rPr>
         <w:rFonts w:hint="default"/>
@@ -5002,7 +6596,7 @@
       <w:lvlText w:val="%2."/>
       <w:lvlJc w:val="left"/>
       <w:pPr>
-        <w:ind w:left="1440" w:hanging="360"/>
+        <w:ind w:left="1080" w:hanging="360"/>
       </w:pPr>
     </w:lvl>
     <w:lvl w:ilvl="2" w:tplc="0C09001B" w:tentative="1">
@@ -5011,7 +6605,7 @@
       <w:lvlText w:val="%3."/>
       <w:lvlJc w:val="right"/>
       <w:pPr>
-        <w:ind w:left="2160" w:hanging="180"/>
+        <w:ind w:left="1800" w:hanging="180"/>
       </w:pPr>
     </w:lvl>
     <w:lvl w:ilvl="3" w:tplc="0C09000F" w:tentative="1">
@@ -5020,7 +6614,7 @@
       <w:lvlText w:val="%4."/>
       <w:lvlJc w:val="left"/>
       <w:pPr>
-        <w:ind w:left="2880" w:hanging="360"/>
+        <w:ind w:left="2520" w:hanging="360"/>
       </w:pPr>
     </w:lvl>
     <w:lvl w:ilvl="4" w:tplc="0C090019" w:tentative="1">
@@ -5029,7 +6623,7 @@
       <w:lvlText w:val="%5."/>
       <w:lvlJc w:val="left"/>
       <w:pPr>
-        <w:ind w:left="3600" w:hanging="360"/>
+        <w:ind w:left="3240" w:hanging="360"/>
       </w:pPr>
     </w:lvl>
     <w:lvl w:ilvl="5" w:tplc="0C09001B" w:tentative="1">
@@ -5038,7 +6632,7 @@
       <w:lvlText w:val="%6."/>
       <w:lvlJc w:val="right"/>
       <w:pPr>
-        <w:ind w:left="4320" w:hanging="180"/>
+        <w:ind w:left="3960" w:hanging="180"/>
       </w:pPr>
     </w:lvl>
     <w:lvl w:ilvl="6" w:tplc="0C09000F" w:tentative="1">
@@ -5047,7 +6641,7 @@
       <w:lvlText w:val="%7."/>
       <w:lvlJc w:val="left"/>
       <w:pPr>
-        <w:ind w:left="5040" w:hanging="360"/>
+        <w:ind w:left="4680" w:hanging="360"/>
       </w:pPr>
     </w:lvl>
     <w:lvl w:ilvl="7" w:tplc="0C090019" w:tentative="1">
@@ -5056,7 +6650,7 @@
       <w:lvlText w:val="%8."/>
       <w:lvlJc w:val="left"/>
       <w:pPr>
-        <w:ind w:left="5760" w:hanging="360"/>
+        <w:ind w:left="5400" w:hanging="360"/>
       </w:pPr>
     </w:lvl>
     <w:lvl w:ilvl="8" w:tplc="0C09001B" w:tentative="1">
@@ -5065,20 +6659,234 @@
       <w:lvlText w:val="%9."/>
       <w:lvlJc w:val="right"/>
       <w:pPr>
+        <w:ind w:left="6120" w:hanging="180"/>
+      </w:pPr>
+    </w:lvl>
+  </w:abstractNum>
+  <w:abstractNum w:abstractNumId="6" w15:restartNumberingAfterBreak="0">
+    <w:nsid w:val="579E7DDB"/>
+    <w:multiLevelType w:val="hybridMultilevel"/>
+    <w:tmpl w:val="A9F6F62C"/>
+    <w:lvl w:ilvl="0" w:tplc="27F0A72A">
+      <w:start w:val="1"/>
+      <w:numFmt w:val="bullet"/>
+      <w:lvlText w:val="-"/>
+      <w:lvlJc w:val="left"/>
+      <w:pPr>
+        <w:ind w:left="720" w:hanging="360"/>
+      </w:pPr>
+      <w:rPr>
+        <w:rFonts w:ascii="Aptos" w:eastAsiaTheme="minorHAnsi" w:hAnsi="Aptos" w:cstheme="minorBidi" w:hint="default"/>
+      </w:rPr>
+    </w:lvl>
+    <w:lvl w:ilvl="1" w:tplc="0C090003" w:tentative="1">
+      <w:start w:val="1"/>
+      <w:numFmt w:val="bullet"/>
+      <w:lvlText w:val="o"/>
+      <w:lvlJc w:val="left"/>
+      <w:pPr>
+        <w:ind w:left="1440" w:hanging="360"/>
+      </w:pPr>
+      <w:rPr>
+        <w:rFonts w:ascii="Courier New" w:hAnsi="Courier New" w:cs="Courier New" w:hint="default"/>
+      </w:rPr>
+    </w:lvl>
+    <w:lvl w:ilvl="2" w:tplc="0C090005" w:tentative="1">
+      <w:start w:val="1"/>
+      <w:numFmt w:val="bullet"/>
+      <w:lvlText w:val=""/>
+      <w:lvlJc w:val="left"/>
+      <w:pPr>
+        <w:ind w:left="2160" w:hanging="360"/>
+      </w:pPr>
+      <w:rPr>
+        <w:rFonts w:ascii="Wingdings" w:hAnsi="Wingdings" w:hint="default"/>
+      </w:rPr>
+    </w:lvl>
+    <w:lvl w:ilvl="3" w:tplc="0C090001" w:tentative="1">
+      <w:start w:val="1"/>
+      <w:numFmt w:val="bullet"/>
+      <w:lvlText w:val=""/>
+      <w:lvlJc w:val="left"/>
+      <w:pPr>
+        <w:ind w:left="2880" w:hanging="360"/>
+      </w:pPr>
+      <w:rPr>
+        <w:rFonts w:ascii="Symbol" w:hAnsi="Symbol" w:hint="default"/>
+      </w:rPr>
+    </w:lvl>
+    <w:lvl w:ilvl="4" w:tplc="0C090003" w:tentative="1">
+      <w:start w:val="1"/>
+      <w:numFmt w:val="bullet"/>
+      <w:lvlText w:val="o"/>
+      <w:lvlJc w:val="left"/>
+      <w:pPr>
+        <w:ind w:left="3600" w:hanging="360"/>
+      </w:pPr>
+      <w:rPr>
+        <w:rFonts w:ascii="Courier New" w:hAnsi="Courier New" w:cs="Courier New" w:hint="default"/>
+      </w:rPr>
+    </w:lvl>
+    <w:lvl w:ilvl="5" w:tplc="0C090005" w:tentative="1">
+      <w:start w:val="1"/>
+      <w:numFmt w:val="bullet"/>
+      <w:lvlText w:val=""/>
+      <w:lvlJc w:val="left"/>
+      <w:pPr>
+        <w:ind w:left="4320" w:hanging="360"/>
+      </w:pPr>
+      <w:rPr>
+        <w:rFonts w:ascii="Wingdings" w:hAnsi="Wingdings" w:hint="default"/>
+      </w:rPr>
+    </w:lvl>
+    <w:lvl w:ilvl="6" w:tplc="0C090001" w:tentative="1">
+      <w:start w:val="1"/>
+      <w:numFmt w:val="bullet"/>
+      <w:lvlText w:val=""/>
+      <w:lvlJc w:val="left"/>
+      <w:pPr>
+        <w:ind w:left="5040" w:hanging="360"/>
+      </w:pPr>
+      <w:rPr>
+        <w:rFonts w:ascii="Symbol" w:hAnsi="Symbol" w:hint="default"/>
+      </w:rPr>
+    </w:lvl>
+    <w:lvl w:ilvl="7" w:tplc="0C090003" w:tentative="1">
+      <w:start w:val="1"/>
+      <w:numFmt w:val="bullet"/>
+      <w:lvlText w:val="o"/>
+      <w:lvlJc w:val="left"/>
+      <w:pPr>
+        <w:ind w:left="5760" w:hanging="360"/>
+      </w:pPr>
+      <w:rPr>
+        <w:rFonts w:ascii="Courier New" w:hAnsi="Courier New" w:cs="Courier New" w:hint="default"/>
+      </w:rPr>
+    </w:lvl>
+    <w:lvl w:ilvl="8" w:tplc="0C090005" w:tentative="1">
+      <w:start w:val="1"/>
+      <w:numFmt w:val="bullet"/>
+      <w:lvlText w:val=""/>
+      <w:lvlJc w:val="left"/>
+      <w:pPr>
+        <w:ind w:left="6480" w:hanging="360"/>
+      </w:pPr>
+      <w:rPr>
+        <w:rFonts w:ascii="Wingdings" w:hAnsi="Wingdings" w:hint="default"/>
+      </w:rPr>
+    </w:lvl>
+  </w:abstractNum>
+  <w:abstractNum w:abstractNumId="7" w15:restartNumberingAfterBreak="0">
+    <w:nsid w:val="6C4E28FC"/>
+    <w:multiLevelType w:val="hybridMultilevel"/>
+    <w:tmpl w:val="D376DB6A"/>
+    <w:lvl w:ilvl="0" w:tplc="0C09000F">
+      <w:start w:val="1"/>
+      <w:numFmt w:val="decimal"/>
+      <w:lvlText w:val="%1."/>
+      <w:lvlJc w:val="left"/>
+      <w:pPr>
+        <w:ind w:left="720" w:hanging="360"/>
+      </w:pPr>
+      <w:rPr>
+        <w:rFonts w:hint="default"/>
+      </w:rPr>
+    </w:lvl>
+    <w:lvl w:ilvl="1" w:tplc="0C090019" w:tentative="1">
+      <w:start w:val="1"/>
+      <w:numFmt w:val="lowerLetter"/>
+      <w:lvlText w:val="%2."/>
+      <w:lvlJc w:val="left"/>
+      <w:pPr>
+        <w:ind w:left="1440" w:hanging="360"/>
+      </w:pPr>
+    </w:lvl>
+    <w:lvl w:ilvl="2" w:tplc="0C09001B" w:tentative="1">
+      <w:start w:val="1"/>
+      <w:numFmt w:val="lowerRoman"/>
+      <w:lvlText w:val="%3."/>
+      <w:lvlJc w:val="right"/>
+      <w:pPr>
+        <w:ind w:left="2160" w:hanging="180"/>
+      </w:pPr>
+    </w:lvl>
+    <w:lvl w:ilvl="3" w:tplc="0C09000F" w:tentative="1">
+      <w:start w:val="1"/>
+      <w:numFmt w:val="decimal"/>
+      <w:lvlText w:val="%4."/>
+      <w:lvlJc w:val="left"/>
+      <w:pPr>
+        <w:ind w:left="2880" w:hanging="360"/>
+      </w:pPr>
+    </w:lvl>
+    <w:lvl w:ilvl="4" w:tplc="0C090019" w:tentative="1">
+      <w:start w:val="1"/>
+      <w:numFmt w:val="lowerLetter"/>
+      <w:lvlText w:val="%5."/>
+      <w:lvlJc w:val="left"/>
+      <w:pPr>
+        <w:ind w:left="3600" w:hanging="360"/>
+      </w:pPr>
+    </w:lvl>
+    <w:lvl w:ilvl="5" w:tplc="0C09001B" w:tentative="1">
+      <w:start w:val="1"/>
+      <w:numFmt w:val="lowerRoman"/>
+      <w:lvlText w:val="%6."/>
+      <w:lvlJc w:val="right"/>
+      <w:pPr>
+        <w:ind w:left="4320" w:hanging="180"/>
+      </w:pPr>
+    </w:lvl>
+    <w:lvl w:ilvl="6" w:tplc="0C09000F" w:tentative="1">
+      <w:start w:val="1"/>
+      <w:numFmt w:val="decimal"/>
+      <w:lvlText w:val="%7."/>
+      <w:lvlJc w:val="left"/>
+      <w:pPr>
+        <w:ind w:left="5040" w:hanging="360"/>
+      </w:pPr>
+    </w:lvl>
+    <w:lvl w:ilvl="7" w:tplc="0C090019" w:tentative="1">
+      <w:start w:val="1"/>
+      <w:numFmt w:val="lowerLetter"/>
+      <w:lvlText w:val="%8."/>
+      <w:lvlJc w:val="left"/>
+      <w:pPr>
+        <w:ind w:left="5760" w:hanging="360"/>
+      </w:pPr>
+    </w:lvl>
+    <w:lvl w:ilvl="8" w:tplc="0C09001B" w:tentative="1">
+      <w:start w:val="1"/>
+      <w:numFmt w:val="lowerRoman"/>
+      <w:lvlText w:val="%9."/>
+      <w:lvlJc w:val="right"/>
+      <w:pPr>
         <w:ind w:left="6480" w:hanging="180"/>
       </w:pPr>
     </w:lvl>
   </w:abstractNum>
   <w:num w:numId="1" w16cid:durableId="1134562787">
+    <w:abstractNumId w:val="3"/>
+  </w:num>
+  <w:num w:numId="2" w16cid:durableId="1098867364">
     <w:abstractNumId w:val="1"/>
   </w:num>
-  <w:num w:numId="2" w16cid:durableId="1098867364">
+  <w:num w:numId="3" w16cid:durableId="859665848">
+    <w:abstractNumId w:val="7"/>
+  </w:num>
+  <w:num w:numId="4" w16cid:durableId="332681118">
+    <w:abstractNumId w:val="4"/>
+  </w:num>
+  <w:num w:numId="5" w16cid:durableId="1402633654">
     <w:abstractNumId w:val="0"/>
   </w:num>
-  <w:num w:numId="3" w16cid:durableId="859665848">
-    <w:abstractNumId w:val="3"/>
+  <w:num w:numId="6" w16cid:durableId="1708945224">
+    <w:abstractNumId w:val="5"/>
   </w:num>
-  <w:num w:numId="4" w16cid:durableId="332681118">
+  <w:num w:numId="7" w16cid:durableId="867181590">
+    <w:abstractNumId w:val="6"/>
+  </w:num>
+  <w:num w:numId="8" w16cid:durableId="955139249">
     <w:abstractNumId w:val="2"/>
   </w:num>
 </w:numbering>
